--- a/5. Mid Deliverable.docx
+++ b/5. Mid Deliverable.docx
@@ -326,6 +326,12 @@
                 <w:b/>
               </w:rPr>
             </w:pPr>
+            <w:r>
+              <w:rPr>
+                <w:b/>
+              </w:rPr>
+              <w:t>4</w:t>
+            </w:r>
           </w:p>
         </w:tc>
         <w:tc>
@@ -338,6 +344,12 @@
                 <w:b/>
               </w:rPr>
             </w:pPr>
+            <w:r>
+              <w:rPr>
+                <w:b/>
+              </w:rPr>
+              <w:t xml:space="preserve">Hendra Lim </w:t>
+            </w:r>
           </w:p>
         </w:tc>
         <w:tc>
@@ -351,6 +363,12 @@
                 <w:b/>
               </w:rPr>
             </w:pPr>
+            <w:r>
+              <w:rPr>
+                <w:b/>
+              </w:rPr>
+              <w:t>K220685</w:t>
+            </w:r>
           </w:p>
         </w:tc>
       </w:tr>
@@ -384,11 +402,19 @@
                 <w:b/>
               </w:rPr>
             </w:pPr>
+            <w:proofErr w:type="spellStart"/>
             <w:r>
               <w:rPr>
                 <w:b/>
               </w:rPr>
-              <w:t>Thi Ngoc Quynh Ho</w:t>
+              <w:t>Thi</w:t>
+            </w:r>
+            <w:proofErr w:type="spellEnd"/>
+            <w:r>
+              <w:rPr>
+                <w:b/>
+              </w:rPr>
+              <w:t xml:space="preserve"> Ngoc Quynh Ho</w:t>
             </w:r>
           </w:p>
         </w:tc>
@@ -4528,8 +4554,12 @@
           <w:p>
             <w:pPr>
               <w:spacing w:before="240" w:after="240"/>
+              <w:jc w:val="both"/>
               <w:cnfStyle w:val="000000100000" w:firstRow="0" w:lastRow="0" w:firstColumn="0" w:lastColumn="0" w:oddVBand="0" w:evenVBand="0" w:oddHBand="1" w:evenHBand="0" w:firstRowFirstColumn="0" w:firstRowLastColumn="0" w:lastRowFirstColumn="0" w:lastRowLastColumn="0"/>
             </w:pPr>
+            <w:r>
+              <w:t>The system architecture of the JBMS is designed in mind to provide all the required functionality, while also ensuring that the non-functional objectives such as scalability, security, maintainability, and performance are being met. While the main system is up and running, there is a lot of details that need to be fine-tuned to meet the non-functional requirement. This architecture adopt. A modular and layered design based on the MERN stack – MongoDB, Express.js, React.js, and Node.js. This will enable full-stack JavaScript development and seamless communication between front-end and back-end components, while also creating a room for future expansion.</w:t>
+            </w:r>
           </w:p>
         </w:tc>
       </w:tr>
@@ -4581,8 +4611,88 @@
           <w:p>
             <w:pPr>
               <w:spacing w:before="240" w:after="240"/>
+              <w:jc w:val="both"/>
               <w:cnfStyle w:val="000000000000" w:firstRow="0" w:lastRow="0" w:firstColumn="0" w:lastColumn="0" w:oddVBand="0" w:evenVBand="0" w:oddHBand="0" w:evenHBand="0" w:firstRowFirstColumn="0" w:firstRowLastColumn="0" w:lastRowFirstColumn="0" w:lastRowLastColumn="0"/>
             </w:pPr>
+            <w:r>
+              <w:t>This architecture has been designed to support:</w:t>
+            </w:r>
+          </w:p>
+          <w:p>
+            <w:pPr>
+              <w:pStyle w:val="ListParagraph"/>
+              <w:numPr>
+                <w:ilvl w:val="0"/>
+                <w:numId w:val="31"/>
+              </w:numPr>
+              <w:spacing w:before="240" w:after="240"/>
+              <w:jc w:val="both"/>
+              <w:cnfStyle w:val="000000000000" w:firstRow="0" w:lastRow="0" w:firstColumn="0" w:lastColumn="0" w:oddVBand="0" w:evenVBand="0" w:oddHBand="0" w:evenHBand="0" w:firstRowFirstColumn="0" w:firstRowLastColumn="0" w:lastRowFirstColumn="0" w:lastRowLastColumn="0"/>
+            </w:pPr>
+            <w:r>
+              <w:lastRenderedPageBreak/>
+              <w:t>Centralized inventory and booking management for bikes and scooters</w:t>
+            </w:r>
+          </w:p>
+          <w:p>
+            <w:pPr>
+              <w:pStyle w:val="ListParagraph"/>
+              <w:numPr>
+                <w:ilvl w:val="0"/>
+                <w:numId w:val="31"/>
+              </w:numPr>
+              <w:spacing w:before="240" w:after="240"/>
+              <w:jc w:val="both"/>
+              <w:cnfStyle w:val="000000000000" w:firstRow="0" w:lastRow="0" w:firstColumn="0" w:lastColumn="0" w:oddVBand="0" w:evenVBand="0" w:oddHBand="0" w:evenHBand="0" w:firstRowFirstColumn="0" w:firstRowLastColumn="0" w:lastRowFirstColumn="0" w:lastRowLastColumn="0"/>
+            </w:pPr>
+            <w:r>
+              <w:t>Role-based access control for Admins, Vendors, and Users</w:t>
+            </w:r>
+          </w:p>
+          <w:p>
+            <w:pPr>
+              <w:pStyle w:val="ListParagraph"/>
+              <w:numPr>
+                <w:ilvl w:val="0"/>
+                <w:numId w:val="31"/>
+              </w:numPr>
+              <w:spacing w:before="240" w:after="240"/>
+              <w:jc w:val="both"/>
+              <w:cnfStyle w:val="000000000000" w:firstRow="0" w:lastRow="0" w:firstColumn="0" w:lastColumn="0" w:oddVBand="0" w:evenVBand="0" w:oddHBand="0" w:evenHBand="0" w:firstRowFirstColumn="0" w:firstRowLastColumn="0" w:lastRowFirstColumn="0" w:lastRowLastColumn="0"/>
+            </w:pPr>
+            <w:r>
+              <w:t>Real-time data interaction and responsiveness across various devices</w:t>
+            </w:r>
+          </w:p>
+          <w:p>
+            <w:pPr>
+              <w:pStyle w:val="ListParagraph"/>
+              <w:numPr>
+                <w:ilvl w:val="0"/>
+                <w:numId w:val="31"/>
+              </w:numPr>
+              <w:spacing w:before="240" w:after="240"/>
+              <w:jc w:val="both"/>
+              <w:cnfStyle w:val="000000000000" w:firstRow="0" w:lastRow="0" w:firstColumn="0" w:lastColumn="0" w:oddVBand="0" w:evenVBand="0" w:oddHBand="0" w:evenHBand="0" w:firstRowFirstColumn="0" w:firstRowLastColumn="0" w:lastRowFirstColumn="0" w:lastRowLastColumn="0"/>
+            </w:pPr>
+            <w:r>
+              <w:t>Secure user authentication and encrypted data storage</w:t>
+            </w:r>
+          </w:p>
+          <w:p>
+            <w:pPr>
+              <w:pStyle w:val="ListParagraph"/>
+              <w:numPr>
+                <w:ilvl w:val="0"/>
+                <w:numId w:val="31"/>
+              </w:numPr>
+              <w:spacing w:before="240" w:after="240"/>
+              <w:jc w:val="both"/>
+              <w:cnfStyle w:val="000000000000" w:firstRow="0" w:lastRow="0" w:firstColumn="0" w:lastColumn="0" w:oddVBand="0" w:evenVBand="0" w:oddHBand="0" w:evenHBand="0" w:firstRowFirstColumn="0" w:firstRowLastColumn="0" w:lastRowFirstColumn="0" w:lastRowLastColumn="0"/>
+            </w:pPr>
+            <w:r>
+              <w:t>Flexibility, rapid development, and ease of maintenance, while also aligning with industry standards for modern web application</w:t>
+            </w:r>
           </w:p>
         </w:tc>
       </w:tr>
@@ -4610,6 +4720,7 @@
                 <w:b/>
                 <w:sz w:val="22"/>
               </w:rPr>
+              <w:lastRenderedPageBreak/>
               <w:t>Technology</w:t>
             </w:r>
           </w:p>
@@ -4626,8 +4737,111 @@
                 <w:numId w:val="26"/>
               </w:numPr>
               <w:spacing w:before="240" w:after="240"/>
+              <w:jc w:val="both"/>
               <w:cnfStyle w:val="000000100000" w:firstRow="0" w:lastRow="0" w:firstColumn="0" w:lastColumn="0" w:oddVBand="0" w:evenVBand="0" w:oddHBand="1" w:evenHBand="0" w:firstRowFirstColumn="0" w:firstRowLastColumn="0" w:lastRowFirstColumn="0" w:lastRowLastColumn="0"/>
             </w:pPr>
+            <w:r>
+              <w:t>Frontend</w:t>
+            </w:r>
+            <w:r>
+              <w:t>: React.js and Tailwind CSS has been chosen to provide responsive and support dynamic data binding which enable user to browse products, make bookings, and view dashboards.</w:t>
+            </w:r>
+          </w:p>
+          <w:p>
+            <w:pPr>
+              <w:pStyle w:val="ListParagraph"/>
+              <w:numPr>
+                <w:ilvl w:val="0"/>
+                <w:numId w:val="26"/>
+              </w:numPr>
+              <w:spacing w:before="240" w:after="240"/>
+              <w:jc w:val="both"/>
+              <w:cnfStyle w:val="000000100000" w:firstRow="0" w:lastRow="0" w:firstColumn="0" w:lastColumn="0" w:oddVBand="0" w:evenVBand="0" w:oddHBand="1" w:evenHBand="0" w:firstRowFirstColumn="0" w:firstRowLastColumn="0" w:lastRowFirstColumn="0" w:lastRowLastColumn="0"/>
+            </w:pPr>
+            <w:r>
+              <w:t>Backend</w:t>
+            </w:r>
+            <w:r>
+              <w:t>: Powered by Node.js and Express.js it exposes RESTful API endpoints for all core operations including user authentication, product management, booking processing, and payment handling.</w:t>
+            </w:r>
+          </w:p>
+          <w:p>
+            <w:pPr>
+              <w:pStyle w:val="ListParagraph"/>
+              <w:numPr>
+                <w:ilvl w:val="0"/>
+                <w:numId w:val="26"/>
+              </w:numPr>
+              <w:spacing w:before="240" w:after="240"/>
+              <w:jc w:val="both"/>
+              <w:cnfStyle w:val="000000100000" w:firstRow="0" w:lastRow="0" w:firstColumn="0" w:lastColumn="0" w:oddVBand="0" w:evenVBand="0" w:oddHBand="1" w:evenHBand="0" w:firstRowFirstColumn="0" w:firstRowLastColumn="0" w:lastRowFirstColumn="0" w:lastRowLastColumn="0"/>
+            </w:pPr>
+            <w:r>
+              <w:t>Database</w:t>
+            </w:r>
+            <w:r>
+              <w:t>: MongoDB hosted via MongoDB Atlas has been selected for this case, as collection are structured in a document-oriented schema suitable for flexible and scalable data storage which support users, bookings, feedback, and product listings.</w:t>
+            </w:r>
+          </w:p>
+          <w:p>
+            <w:pPr>
+              <w:pStyle w:val="ListParagraph"/>
+              <w:numPr>
+                <w:ilvl w:val="0"/>
+                <w:numId w:val="26"/>
+              </w:numPr>
+              <w:spacing w:before="240" w:after="240"/>
+              <w:jc w:val="both"/>
+              <w:cnfStyle w:val="000000100000" w:firstRow="0" w:lastRow="0" w:firstColumn="0" w:lastColumn="0" w:oddVBand="0" w:evenVBand="0" w:oddHBand="1" w:evenHBand="0" w:firstRowFirstColumn="0" w:firstRowLastColumn="0" w:lastRowFirstColumn="0" w:lastRowLastColumn="0"/>
+            </w:pPr>
+            <w:r>
+              <w:t>Security</w:t>
+            </w:r>
+            <w:r>
+              <w:t>: This is still Work in Progress, but the team is trying to implement AES-256 encryption for data at rest, bcrypt for password hashing, JWT for session management and HTTPS for data in transit.</w:t>
+            </w:r>
+          </w:p>
+          <w:p>
+            <w:pPr>
+              <w:pStyle w:val="ListParagraph"/>
+              <w:numPr>
+                <w:ilvl w:val="0"/>
+                <w:numId w:val="26"/>
+              </w:numPr>
+              <w:spacing w:before="240" w:after="240"/>
+              <w:jc w:val="both"/>
+              <w:cnfStyle w:val="000000100000" w:firstRow="0" w:lastRow="0" w:firstColumn="0" w:lastColumn="0" w:oddVBand="0" w:evenVBand="0" w:oddHBand="1" w:evenHBand="0" w:firstRowFirstColumn="0" w:firstRowLastColumn="0" w:lastRowFirstColumn="0" w:lastRowLastColumn="0"/>
+            </w:pPr>
+            <w:r>
+              <w:t xml:space="preserve">Deployment: The JBMS frontend is deployed in Vercel, which offers seamless integration with React application for fast, scalable static site hosting. The backend API is hosted on Render, which enable automatic redeployment on code changes with minimal configuration. </w:t>
+            </w:r>
+          </w:p>
+          <w:p>
+            <w:pPr>
+              <w:pStyle w:val="ListParagraph"/>
+              <w:numPr>
+                <w:ilvl w:val="0"/>
+                <w:numId w:val="26"/>
+              </w:numPr>
+              <w:spacing w:before="240" w:after="240"/>
+              <w:jc w:val="both"/>
+              <w:cnfStyle w:val="000000100000" w:firstRow="0" w:lastRow="0" w:firstColumn="0" w:lastColumn="0" w:oddVBand="0" w:evenVBand="0" w:oddHBand="1" w:evenHBand="0" w:firstRowFirstColumn="0" w:firstRowLastColumn="0" w:lastRowFirstColumn="0" w:lastRowLastColumn="0"/>
+            </w:pPr>
+            <w:r>
+              <w:t xml:space="preserve">Version Control: </w:t>
+            </w:r>
+            <w:r>
+              <w:t>GitHub</w:t>
+            </w:r>
+            <w:r>
+              <w:t xml:space="preserve"> </w:t>
+            </w:r>
+            <w:r>
+              <w:t>is used</w:t>
+            </w:r>
+            <w:r>
+              <w:t xml:space="preserve"> for version control, but continuous integration/deployment (CI/CD) is currently handled manually through commits and push-triggered redeployments on Vercel and Render platforms.</w:t>
+            </w:r>
           </w:p>
         </w:tc>
       </w:tr>
@@ -4697,7 +4911,6 @@
                 <w:b/>
                 <w:sz w:val="22"/>
               </w:rPr>
-              <w:lastRenderedPageBreak/>
               <w:t>Non-Functional Requirements</w:t>
             </w:r>
           </w:p>
@@ -4716,6 +4929,93 @@
               <w:spacing w:before="240" w:after="240"/>
               <w:cnfStyle w:val="000000100000" w:firstRow="0" w:lastRow="0" w:firstColumn="0" w:lastColumn="0" w:oddVBand="0" w:evenVBand="0" w:oddHBand="1" w:evenHBand="0" w:firstRowFirstColumn="0" w:firstRowLastColumn="0" w:lastRowFirstColumn="0" w:lastRowLastColumn="0"/>
             </w:pPr>
+            <w:r>
+              <w:t xml:space="preserve">Scalability: modular design and cloud-hosted backend/database support horizontal scaling </w:t>
+            </w:r>
+          </w:p>
+          <w:p>
+            <w:pPr>
+              <w:pStyle w:val="ListParagraph"/>
+              <w:numPr>
+                <w:ilvl w:val="0"/>
+                <w:numId w:val="28"/>
+              </w:numPr>
+              <w:spacing w:before="240" w:after="240"/>
+              <w:cnfStyle w:val="000000100000" w:firstRow="0" w:lastRow="0" w:firstColumn="0" w:lastColumn="0" w:oddVBand="0" w:evenVBand="0" w:oddHBand="1" w:evenHBand="0" w:firstRowFirstColumn="0" w:firstRowLastColumn="0" w:lastRowFirstColumn="0" w:lastRowLastColumn="0"/>
+            </w:pPr>
+            <w:r>
+              <w:t>Security: encrypted communication, secure storage, and access control enforced</w:t>
+            </w:r>
+          </w:p>
+          <w:p>
+            <w:pPr>
+              <w:pStyle w:val="ListParagraph"/>
+              <w:numPr>
+                <w:ilvl w:val="0"/>
+                <w:numId w:val="28"/>
+              </w:numPr>
+              <w:spacing w:before="240" w:after="240"/>
+              <w:cnfStyle w:val="000000100000" w:firstRow="0" w:lastRow="0" w:firstColumn="0" w:lastColumn="0" w:oddVBand="0" w:evenVBand="0" w:oddHBand="1" w:evenHBand="0" w:firstRowFirstColumn="0" w:firstRowLastColumn="0" w:lastRowFirstColumn="0" w:lastRowLastColumn="0"/>
+            </w:pPr>
+            <w:r>
+              <w:t>Maintainability: code is structured using components and API separation for easier updates</w:t>
+            </w:r>
+          </w:p>
+          <w:p>
+            <w:pPr>
+              <w:pStyle w:val="ListParagraph"/>
+              <w:numPr>
+                <w:ilvl w:val="0"/>
+                <w:numId w:val="28"/>
+              </w:numPr>
+              <w:spacing w:before="240" w:after="240"/>
+              <w:cnfStyle w:val="000000100000" w:firstRow="0" w:lastRow="0" w:firstColumn="0" w:lastColumn="0" w:oddVBand="0" w:evenVBand="0" w:oddHBand="1" w:evenHBand="0" w:firstRowFirstColumn="0" w:firstRowLastColumn="0" w:lastRowFirstColumn="0" w:lastRowLastColumn="0"/>
+            </w:pPr>
+            <w:r>
+              <w:t>Performance: Asynchronous operations and optimized data queries reduce response time</w:t>
+            </w:r>
+          </w:p>
+          <w:p>
+            <w:pPr>
+              <w:pStyle w:val="ListParagraph"/>
+              <w:numPr>
+                <w:ilvl w:val="0"/>
+                <w:numId w:val="28"/>
+              </w:numPr>
+              <w:spacing w:before="240" w:after="240"/>
+              <w:cnfStyle w:val="000000100000" w:firstRow="0" w:lastRow="0" w:firstColumn="0" w:lastColumn="0" w:oddVBand="0" w:evenVBand="0" w:oddHBand="1" w:evenHBand="0" w:firstRowFirstColumn="0" w:firstRowLastColumn="0" w:lastRowFirstColumn="0" w:lastRowLastColumn="0"/>
+            </w:pPr>
+            <w:r>
+              <w:t>Availability: Cloud deployment ensures high uptime and reliability</w:t>
+            </w:r>
+          </w:p>
+          <w:p>
+            <w:pPr>
+              <w:pStyle w:val="ListParagraph"/>
+              <w:numPr>
+                <w:ilvl w:val="0"/>
+                <w:numId w:val="28"/>
+              </w:numPr>
+              <w:spacing w:before="240" w:after="240"/>
+              <w:cnfStyle w:val="000000100000" w:firstRow="0" w:lastRow="0" w:firstColumn="0" w:lastColumn="0" w:oddVBand="0" w:evenVBand="0" w:oddHBand="1" w:evenHBand="0" w:firstRowFirstColumn="0" w:firstRowLastColumn="0" w:lastRowFirstColumn="0" w:lastRowLastColumn="0"/>
+            </w:pPr>
+            <w:r>
+              <w:t>Responsiveness: Tailwind CSS and React enable responsive layout.</w:t>
+            </w:r>
+          </w:p>
+          <w:p>
+            <w:pPr>
+              <w:pStyle w:val="ListParagraph"/>
+              <w:numPr>
+                <w:ilvl w:val="0"/>
+                <w:numId w:val="28"/>
+              </w:numPr>
+              <w:spacing w:before="240" w:after="240"/>
+              <w:cnfStyle w:val="000000100000" w:firstRow="0" w:lastRow="0" w:firstColumn="0" w:lastColumn="0" w:oddVBand="0" w:evenVBand="0" w:oddHBand="1" w:evenHBand="0" w:firstRowFirstColumn="0" w:firstRowLastColumn="0" w:lastRowFirstColumn="0" w:lastRowLastColumn="0"/>
+            </w:pPr>
+            <w:r>
+              <w:t>Compliance: Aligned with OWASP, NIST, and Australian Privacy Act 1988 standards</w:t>
+            </w:r>
           </w:p>
         </w:tc>
       </w:tr>
@@ -4781,6 +5081,7 @@
           <w:sz w:val="26"/>
           <w:szCs w:val="26"/>
         </w:rPr>
+        <w:lastRenderedPageBreak/>
         <w:t>6. Database Design</w:t>
       </w:r>
       <w:bookmarkEnd w:id="25"/>
@@ -4860,8 +5161,13 @@
     </w:p>
     <w:p>
       <w:r>
-        <w:t>1. aes_keys</w:t>
+        <w:t xml:space="preserve">1. </w:t>
       </w:r>
+      <w:proofErr w:type="spellStart"/>
+      <w:r>
+        <w:t>aes_keys</w:t>
+      </w:r>
+      <w:proofErr w:type="spellEnd"/>
     </w:p>
     <w:p/>
     <w:p/>
@@ -4904,8 +5210,13 @@
         </w:rPr>
       </w:pPr>
       <w:r>
-        <w:t>4. availability_patterns</w:t>
+        <w:t xml:space="preserve">4. </w:t>
       </w:r>
+      <w:proofErr w:type="spellStart"/>
+      <w:r>
+        <w:t>availability_patterns</w:t>
+      </w:r>
+      <w:proofErr w:type="spellEnd"/>
     </w:p>
     <w:p>
       <w:pPr>
@@ -4914,8 +5225,13 @@
         </w:rPr>
       </w:pPr>
       <w:r>
-        <w:t>5. availability_templates</w:t>
+        <w:t xml:space="preserve">5. </w:t>
       </w:r>
+      <w:proofErr w:type="spellStart"/>
+      <w:r>
+        <w:t>availability_templates</w:t>
+      </w:r>
+      <w:proofErr w:type="spellEnd"/>
     </w:p>
     <w:p>
       <w:pPr>
@@ -5054,8 +5370,13 @@
       <w:bookmarkEnd w:id="58"/>
       <w:bookmarkEnd w:id="59"/>
       <w:r>
-        <w:t>14. user_details</w:t>
+        <w:t xml:space="preserve">14. </w:t>
       </w:r>
+      <w:proofErr w:type="spellStart"/>
+      <w:r>
+        <w:t>user_details</w:t>
+      </w:r>
+      <w:proofErr w:type="spellEnd"/>
     </w:p>
     <w:p/>
     <w:p/>
@@ -5271,6 +5592,7 @@
           <w:szCs w:val="22"/>
           <w:highlight w:val="white"/>
         </w:rPr>
+        <w:lastRenderedPageBreak/>
         <w:t>Code Overview</w:t>
       </w:r>
       <w:bookmarkEnd w:id="66"/>

--- a/5. Mid Deliverable.docx
+++ b/5. Mid Deliverable.docx
@@ -4884,6 +4884,79 @@
               <w:spacing w:before="240" w:after="240"/>
               <w:cnfStyle w:val="000000000000" w:firstRow="0" w:lastRow="0" w:firstColumn="0" w:lastColumn="0" w:oddVBand="0" w:evenVBand="0" w:oddHBand="0" w:evenHBand="0" w:firstRowFirstColumn="0" w:firstRowLastColumn="0" w:lastRowFirstColumn="0" w:lastRowLastColumn="0"/>
             </w:pPr>
+            <w:r>
+              <w:t>User registration, login, and profile management</w:t>
+            </w:r>
+          </w:p>
+          <w:p>
+            <w:pPr>
+              <w:pStyle w:val="ListParagraph"/>
+              <w:numPr>
+                <w:ilvl w:val="0"/>
+                <w:numId w:val="27"/>
+              </w:numPr>
+              <w:spacing w:before="240" w:after="240"/>
+              <w:cnfStyle w:val="000000000000" w:firstRow="0" w:lastRow="0" w:firstColumn="0" w:lastColumn="0" w:oddVBand="0" w:evenVBand="0" w:oddHBand="0" w:evenHBand="0" w:firstRowFirstColumn="0" w:firstRowLastColumn="0" w:lastRowFirstColumn="0" w:lastRowLastColumn="0"/>
+            </w:pPr>
+            <w:r>
+              <w:t xml:space="preserve">Product browsing with filters and search </w:t>
+            </w:r>
+          </w:p>
+          <w:p>
+            <w:pPr>
+              <w:pStyle w:val="ListParagraph"/>
+              <w:numPr>
+                <w:ilvl w:val="0"/>
+                <w:numId w:val="27"/>
+              </w:numPr>
+              <w:spacing w:before="240" w:after="240"/>
+              <w:cnfStyle w:val="000000000000" w:firstRow="0" w:lastRow="0" w:firstColumn="0" w:lastColumn="0" w:oddVBand="0" w:evenVBand="0" w:oddHBand="0" w:evenHBand="0" w:firstRowFirstColumn="0" w:firstRowLastColumn="0" w:lastRowFirstColumn="0" w:lastRowLastColumn="0"/>
+            </w:pPr>
+            <w:r>
+              <w:t xml:space="preserve">Online rental and sales booking with secure payment processing </w:t>
+            </w:r>
+          </w:p>
+          <w:p>
+            <w:pPr>
+              <w:pStyle w:val="ListParagraph"/>
+              <w:numPr>
+                <w:ilvl w:val="0"/>
+                <w:numId w:val="27"/>
+              </w:numPr>
+              <w:spacing w:before="240" w:after="240"/>
+              <w:cnfStyle w:val="000000000000" w:firstRow="0" w:lastRow="0" w:firstColumn="0" w:lastColumn="0" w:oddVBand="0" w:evenVBand="0" w:oddHBand="0" w:evenHBand="0" w:firstRowFirstColumn="0" w:firstRowLastColumn="0" w:lastRowFirstColumn="0" w:lastRowLastColumn="0"/>
+            </w:pPr>
+            <w:r>
+              <w:t>Real-time vendor and admin dashboards</w:t>
+            </w:r>
+          </w:p>
+          <w:p>
+            <w:pPr>
+              <w:pStyle w:val="ListParagraph"/>
+              <w:numPr>
+                <w:ilvl w:val="0"/>
+                <w:numId w:val="27"/>
+              </w:numPr>
+              <w:spacing w:before="240" w:after="240"/>
+              <w:cnfStyle w:val="000000000000" w:firstRow="0" w:lastRow="0" w:firstColumn="0" w:lastColumn="0" w:oddVBand="0" w:evenVBand="0" w:oddHBand="0" w:evenHBand="0" w:firstRowFirstColumn="0" w:firstRowLastColumn="0" w:lastRowFirstColumn="0" w:lastRowLastColumn="0"/>
+            </w:pPr>
+            <w:r>
+              <w:t>Feedback and review submissions</w:t>
+            </w:r>
+          </w:p>
+          <w:p>
+            <w:pPr>
+              <w:pStyle w:val="ListParagraph"/>
+              <w:numPr>
+                <w:ilvl w:val="0"/>
+                <w:numId w:val="27"/>
+              </w:numPr>
+              <w:spacing w:before="240" w:after="240"/>
+              <w:cnfStyle w:val="000000000000" w:firstRow="0" w:lastRow="0" w:firstColumn="0" w:lastColumn="0" w:oddVBand="0" w:evenVBand="0" w:oddHBand="0" w:evenHBand="0" w:firstRowFirstColumn="0" w:firstRowLastColumn="0" w:lastRowFirstColumn="0" w:lastRowLastColumn="0"/>
+            </w:pPr>
+            <w:r>
+              <w:t>Notification and reminder system</w:t>
+            </w:r>
           </w:p>
         </w:tc>
       </w:tr>
@@ -5048,6 +5121,7 @@
           <w:sz w:val="22"/>
           <w:szCs w:val="22"/>
         </w:rPr>
+        <w:lastRenderedPageBreak/>
         <w:t>Architecture Diagram</w:t>
       </w:r>
       <w:bookmarkEnd w:id="24"/>
@@ -5059,6 +5133,100 @@
           <w:b/>
         </w:rPr>
       </w:pPr>
+      <w:r>
+        <w:rPr>
+          <w:b/>
+          <w:noProof/>
+        </w:rPr>
+        <w:drawing>
+          <wp:inline distT="0" distB="0" distL="0" distR="0" wp14:anchorId="2013AEEC" wp14:editId="4703F115">
+            <wp:extent cx="5733415" cy="3131185"/>
+            <wp:effectExtent l="0" t="0" r="0" b="5715"/>
+            <wp:docPr id="1302128393" name="Picture 1"/>
+            <wp:cNvGraphicFramePr>
+              <a:graphicFrameLocks xmlns:a="http://schemas.openxmlformats.org/drawingml/2006/main" noChangeAspect="1"/>
+            </wp:cNvGraphicFramePr>
+            <a:graphic xmlns:a="http://schemas.openxmlformats.org/drawingml/2006/main">
+              <a:graphicData uri="http://schemas.openxmlformats.org/drawingml/2006/picture">
+                <pic:pic xmlns:pic="http://schemas.openxmlformats.org/drawingml/2006/picture">
+                  <pic:nvPicPr>
+                    <pic:cNvPr id="1302128393" name="Picture 1302128393"/>
+                    <pic:cNvPicPr/>
+                  </pic:nvPicPr>
+                  <pic:blipFill>
+                    <a:blip r:embed="rId6" cstate="print">
+                      <a:extLst>
+                        <a:ext uri="{28A0092B-C50C-407E-A947-70E740481C1C}">
+                          <a14:useLocalDpi xmlns:a14="http://schemas.microsoft.com/office/drawing/2010/main" val="0"/>
+                        </a:ext>
+                      </a:extLst>
+                    </a:blip>
+                    <a:stretch>
+                      <a:fillRect/>
+                    </a:stretch>
+                  </pic:blipFill>
+                  <pic:spPr>
+                    <a:xfrm>
+                      <a:off x="0" y="0"/>
+                      <a:ext cx="5733415" cy="3131185"/>
+                    </a:xfrm>
+                    <a:prstGeom prst="rect">
+                      <a:avLst/>
+                    </a:prstGeom>
+                  </pic:spPr>
+                </pic:pic>
+              </a:graphicData>
+            </a:graphic>
+          </wp:inline>
+        </w:drawing>
+      </w:r>
+      <w:r>
+        <w:rPr>
+          <w:b/>
+          <w:noProof/>
+        </w:rPr>
+        <w:drawing>
+          <wp:inline distT="0" distB="0" distL="0" distR="0" wp14:anchorId="5914AA44" wp14:editId="50CF97EB">
+            <wp:extent cx="5733415" cy="2376805"/>
+            <wp:effectExtent l="0" t="0" r="0" b="0"/>
+            <wp:docPr id="925543490" name="Picture 2"/>
+            <wp:cNvGraphicFramePr>
+              <a:graphicFrameLocks xmlns:a="http://schemas.openxmlformats.org/drawingml/2006/main" noChangeAspect="1"/>
+            </wp:cNvGraphicFramePr>
+            <a:graphic xmlns:a="http://schemas.openxmlformats.org/drawingml/2006/main">
+              <a:graphicData uri="http://schemas.openxmlformats.org/drawingml/2006/picture">
+                <pic:pic xmlns:pic="http://schemas.openxmlformats.org/drawingml/2006/picture">
+                  <pic:nvPicPr>
+                    <pic:cNvPr id="925543490" name="Picture 925543490"/>
+                    <pic:cNvPicPr/>
+                  </pic:nvPicPr>
+                  <pic:blipFill>
+                    <a:blip r:embed="rId7" cstate="print">
+                      <a:extLst>
+                        <a:ext uri="{28A0092B-C50C-407E-A947-70E740481C1C}">
+                          <a14:useLocalDpi xmlns:a14="http://schemas.microsoft.com/office/drawing/2010/main" val="0"/>
+                        </a:ext>
+                      </a:extLst>
+                    </a:blip>
+                    <a:stretch>
+                      <a:fillRect/>
+                    </a:stretch>
+                  </pic:blipFill>
+                  <pic:spPr>
+                    <a:xfrm>
+                      <a:off x="0" y="0"/>
+                      <a:ext cx="5733415" cy="2376805"/>
+                    </a:xfrm>
+                    <a:prstGeom prst="rect">
+                      <a:avLst/>
+                    </a:prstGeom>
+                  </pic:spPr>
+                </pic:pic>
+              </a:graphicData>
+            </a:graphic>
+          </wp:inline>
+        </w:drawing>
+      </w:r>
     </w:p>
     <w:p>
       <w:pPr>
@@ -5081,7 +5249,6 @@
           <w:sz w:val="26"/>
           <w:szCs w:val="26"/>
         </w:rPr>
-        <w:lastRenderedPageBreak/>
         <w:t>6. Database Design</w:t>
       </w:r>
       <w:bookmarkEnd w:id="25"/>
@@ -5262,6 +5429,7 @@
         </w:rPr>
       </w:pPr>
       <w:r>
+        <w:lastRenderedPageBreak/>
         <w:t>7. clinics</w:t>
       </w:r>
     </w:p>
@@ -5592,7 +5760,6 @@
           <w:szCs w:val="22"/>
           <w:highlight w:val="white"/>
         </w:rPr>
-        <w:lastRenderedPageBreak/>
         <w:t>Code Overview</w:t>
       </w:r>
       <w:bookmarkEnd w:id="66"/>
@@ -5770,6 +5937,7 @@
         <w:rPr>
           <w:b/>
         </w:rPr>
+        <w:lastRenderedPageBreak/>
         <w:t>Database SQL File</w:t>
       </w:r>
     </w:p>

--- a/5. Mid Deliverable.docx
+++ b/5. Mid Deliverable.docx
@@ -5633,6 +5633,78 @@
     </w:p>
     <w:p>
       <w:pPr>
+        <w:jc w:val="both"/>
+        <w:rPr>
+          <w:lang w:eastAsia="zh-CN"/>
+        </w:rPr>
+      </w:pPr>
+      <w:r>
+        <w:rPr>
+          <w:lang w:eastAsia="zh-CN"/>
+        </w:rPr>
+        <w:t xml:space="preserve">The UI (User Interface) design of the Jot Bikes Management System has been developed to ensure that </w:t>
+      </w:r>
+      <w:proofErr w:type="gramStart"/>
+      <w:r>
+        <w:rPr>
+          <w:lang w:eastAsia="zh-CN"/>
+        </w:rPr>
+        <w:t>all of</w:t>
+      </w:r>
+      <w:proofErr w:type="gramEnd"/>
+      <w:r>
+        <w:rPr>
+          <w:lang w:eastAsia="zh-CN"/>
+        </w:rPr>
+        <w:t xml:space="preserve"> the users (Admin, Vendor, and Customer) can navigate through the website easily and intuitively. The UI has been designed to be fully functional, clear, and accessible across different platform. By using React.js and Tailwind CSS for a responsive modern layout. Each user role has a custom dashboard, tailored to the specific features and actions relevant to the role, such as product management, bookings, user feedback, and payments.</w:t>
+      </w:r>
+    </w:p>
+    <w:p>
+      <w:pPr>
+        <w:jc w:val="both"/>
+        <w:rPr>
+          <w:lang w:eastAsia="zh-CN"/>
+        </w:rPr>
+      </w:pPr>
+    </w:p>
+    <w:p>
+      <w:pPr>
+        <w:jc w:val="both"/>
+        <w:rPr>
+          <w:lang w:eastAsia="zh-CN"/>
+        </w:rPr>
+      </w:pPr>
+      <w:r>
+        <w:rPr>
+          <w:lang w:eastAsia="zh-CN"/>
+        </w:rPr>
+        <w:t>To support intelligent user assistance, the system will also be integrating AI API functionality, which will include a chatbot embedded into the website. This chatbot will aim to provide support for tasks such as booking assistance and answering frequently asked questions.</w:t>
+      </w:r>
+    </w:p>
+    <w:p>
+      <w:pPr>
+        <w:jc w:val="both"/>
+        <w:rPr>
+          <w:lang w:eastAsia="zh-CN"/>
+        </w:rPr>
+      </w:pPr>
+    </w:p>
+    <w:p>
+      <w:pPr>
+        <w:jc w:val="both"/>
+        <w:rPr>
+          <w:lang w:val="en-AU" w:eastAsia="zh-CN"/>
+        </w:rPr>
+      </w:pPr>
+      <w:r>
+        <w:rPr>
+          <w:lang w:eastAsia="zh-CN"/>
+        </w:rPr>
+        <w:t xml:space="preserve">Overall, the UI is structured to facilitate end-to-end task completion, reduce user errors, and provide real-time system feedback, while also incorporating modern AI elements to enhance usability and interactivity </w:t>
+      </w:r>
+    </w:p>
+    <w:p>
+      <w:pPr>
         <w:pStyle w:val="Heading4"/>
         <w:spacing w:before="240" w:after="240"/>
         <w:rPr>
@@ -5937,7 +6009,6 @@
         <w:rPr>
           <w:b/>
         </w:rPr>
-        <w:lastRenderedPageBreak/>
         <w:t>Database SQL File</w:t>
       </w:r>
     </w:p>
@@ -9949,7 +10020,7 @@
   <w:docDefaults>
     <w:rPrDefault>
       <w:rPr>
-        <w:rFonts w:ascii="Arial" w:eastAsia="Arial" w:hAnsi="Arial" w:cs="Arial"/>
+        <w:rFonts w:ascii="Arial" w:eastAsia="SimSun" w:hAnsi="Arial" w:cs="Arial"/>
         <w:sz w:val="22"/>
         <w:szCs w:val="22"/>
         <w:lang w:val="en-GB" w:eastAsia="en-AU" w:bidi="ar-SA"/>

--- a/5. Mid Deliverable.docx
+++ b/5. Mid Deliverable.docx
@@ -206,6 +206,12 @@
                 <w:b/>
               </w:rPr>
             </w:pPr>
+            <w:r>
+              <w:rPr>
+                <w:b/>
+              </w:rPr>
+              <w:t>1</w:t>
+            </w:r>
           </w:p>
         </w:tc>
         <w:tc>
@@ -218,6 +224,12 @@
                 <w:b/>
               </w:rPr>
             </w:pPr>
+            <w:r>
+              <w:rPr>
+                <w:b/>
+              </w:rPr>
+              <w:t>Alyxandra Marie Sarmiento</w:t>
+            </w:r>
           </w:p>
         </w:tc>
         <w:tc>
@@ -230,6 +242,12 @@
                 <w:b/>
               </w:rPr>
             </w:pPr>
+            <w:r>
+              <w:rPr>
+                <w:b/>
+              </w:rPr>
+              <w:t>K220411</w:t>
+            </w:r>
           </w:p>
         </w:tc>
       </w:tr>
@@ -245,6 +263,12 @@
                 <w:b/>
               </w:rPr>
             </w:pPr>
+            <w:r>
+              <w:rPr>
+                <w:b/>
+              </w:rPr>
+              <w:t>2</w:t>
+            </w:r>
           </w:p>
         </w:tc>
         <w:tc>
@@ -257,6 +281,20 @@
                 <w:b/>
               </w:rPr>
             </w:pPr>
+            <w:proofErr w:type="spellStart"/>
+            <w:r>
+              <w:rPr>
+                <w:b/>
+              </w:rPr>
+              <w:t>Wangshu</w:t>
+            </w:r>
+            <w:proofErr w:type="spellEnd"/>
+            <w:r>
+              <w:rPr>
+                <w:b/>
+              </w:rPr>
+              <w:t xml:space="preserve"> Tamang</w:t>
+            </w:r>
           </w:p>
         </w:tc>
         <w:tc>
@@ -269,6 +307,12 @@
                 <w:b/>
               </w:rPr>
             </w:pPr>
+            <w:r>
+              <w:rPr>
+                <w:b/>
+              </w:rPr>
+              <w:t>K210810</w:t>
+            </w:r>
           </w:p>
         </w:tc>
       </w:tr>
@@ -287,6 +331,12 @@
                 <w:b/>
               </w:rPr>
             </w:pPr>
+            <w:r>
+              <w:rPr>
+                <w:b/>
+              </w:rPr>
+              <w:t>3</w:t>
+            </w:r>
           </w:p>
         </w:tc>
         <w:tc>
@@ -299,6 +349,12 @@
                 <w:b/>
               </w:rPr>
             </w:pPr>
+            <w:r>
+              <w:rPr>
+                <w:b/>
+              </w:rPr>
+              <w:t>Erna Halim</w:t>
+            </w:r>
           </w:p>
         </w:tc>
         <w:tc>
@@ -311,6 +367,12 @@
                 <w:b/>
               </w:rPr>
             </w:pPr>
+            <w:r>
+              <w:rPr>
+                <w:b/>
+              </w:rPr>
+              <w:t>K221578</w:t>
+            </w:r>
           </w:p>
         </w:tc>
       </w:tr>
@@ -3475,7 +3537,6 @@
       <w:pPr>
         <w:pStyle w:val="Heading4"/>
         <w:spacing w:before="240" w:after="240"/>
-        <w:ind w:firstLine="720"/>
         <w:rPr>
           <w:b/>
           <w:color w:val="000000"/>
@@ -3497,9 +3558,35 @@
     </w:p>
     <w:p>
       <w:pPr>
+        <w:jc w:val="both"/>
+      </w:pPr>
+      <w:r>
+        <w:t>Jot bikes is a leading Australian company that specializes in rental and sales of electric bikes and scooters. This project, Jot Bikes management system, aims to create a web-based solution to support the operations of jot bikes. As the business is growing rapidly, its current manual processes h</w:t>
+      </w:r>
+      <w:r>
+        <w:t>ave become inefficient, leading to booking errors, poor inventory control, and limited customer support.</w:t>
+      </w:r>
+      <w:r>
+        <w:t xml:space="preserve"> Hence, the focus is to bring all the core functions such as </w:t>
+      </w:r>
+      <w:r>
+        <w:t xml:space="preserve">bookings, sales, inventory, and vendor </w:t>
+      </w:r>
+      <w:r>
+        <w:t xml:space="preserve">management </w:t>
+      </w:r>
+      <w:r>
+        <w:t>into one centralised platform. It supports three types of users</w:t>
+      </w:r>
+      <w:r>
+        <w:t xml:space="preserve"> which are customers, vendors and admins, where each of them has a specific role. </w:t>
+      </w:r>
+    </w:p>
+    <w:p/>
+    <w:p>
+      <w:pPr>
         <w:pStyle w:val="Heading4"/>
         <w:spacing w:before="240" w:after="240"/>
-        <w:ind w:firstLine="720"/>
         <w:rPr>
           <w:b/>
           <w:color w:val="000000"/>
@@ -3515,9 +3602,93 @@
           <w:sz w:val="22"/>
           <w:szCs w:val="22"/>
         </w:rPr>
-        <w:t>Objectives of the Report</w:t>
+        <w:t>Objectives</w:t>
       </w:r>
       <w:bookmarkEnd w:id="5"/>
+    </w:p>
+    <w:p>
+      <w:pPr>
+        <w:pStyle w:val="ListParagraph"/>
+        <w:numPr>
+          <w:ilvl w:val="0"/>
+          <w:numId w:val="35"/>
+        </w:numPr>
+        <w:spacing w:after="160" w:line="278" w:lineRule="auto"/>
+        <w:jc w:val="both"/>
+      </w:pPr>
+      <w:r>
+        <w:t>Centralised System: Develop a unified platform to manage electric bike inventory, rental/sales records, customer accounts, and vendor listings efficiently.</w:t>
+      </w:r>
+    </w:p>
+    <w:p>
+      <w:pPr>
+        <w:pStyle w:val="ListParagraph"/>
+        <w:numPr>
+          <w:ilvl w:val="0"/>
+          <w:numId w:val="35"/>
+        </w:numPr>
+        <w:spacing w:after="160" w:line="278" w:lineRule="auto"/>
+        <w:jc w:val="both"/>
+      </w:pPr>
+      <w:r>
+        <w:t>Online Booking &amp; Payment: Allow customers to check availability, make bookings, and complete secure payments through the website.</w:t>
+      </w:r>
+    </w:p>
+    <w:p>
+      <w:pPr>
+        <w:pStyle w:val="ListParagraph"/>
+        <w:numPr>
+          <w:ilvl w:val="0"/>
+          <w:numId w:val="35"/>
+        </w:numPr>
+        <w:spacing w:after="160" w:line="278" w:lineRule="auto"/>
+        <w:jc w:val="both"/>
+      </w:pPr>
+      <w:r>
+        <w:t xml:space="preserve">Customer Relationship Management (CRM): improve customer experience with features like booking history, automated email/SMS notifications, and feedback collection. </w:t>
+      </w:r>
+    </w:p>
+    <w:p>
+      <w:pPr>
+        <w:pStyle w:val="ListParagraph"/>
+        <w:numPr>
+          <w:ilvl w:val="0"/>
+          <w:numId w:val="35"/>
+        </w:numPr>
+        <w:spacing w:after="160" w:line="278" w:lineRule="auto"/>
+        <w:jc w:val="both"/>
+      </w:pPr>
+      <w:r>
+        <w:t>Vendor Management: Provide vendors with tools to upload and update listings, track bookings, and manage availability in real time.</w:t>
+      </w:r>
+    </w:p>
+    <w:p>
+      <w:pPr>
+        <w:pStyle w:val="ListParagraph"/>
+        <w:numPr>
+          <w:ilvl w:val="0"/>
+          <w:numId w:val="35"/>
+        </w:numPr>
+        <w:spacing w:after="160" w:line="278" w:lineRule="auto"/>
+        <w:jc w:val="both"/>
+      </w:pPr>
+      <w:r>
+        <w:t>Data Analytics &amp; Reporting: Equip administrators with dashboards and reports to monitor sales, rental trends, customer usage, and vendor performance.</w:t>
+      </w:r>
+    </w:p>
+    <w:p>
+      <w:pPr>
+        <w:pStyle w:val="ListParagraph"/>
+        <w:numPr>
+          <w:ilvl w:val="0"/>
+          <w:numId w:val="35"/>
+        </w:numPr>
+        <w:spacing w:after="160" w:line="278" w:lineRule="auto"/>
+        <w:jc w:val="both"/>
+      </w:pPr>
+      <w:r>
+        <w:t>Security and Compliance: Ensure data privacy and protection by following Australian privacy laws and web security standards (e.g., OWASP, OAIC).</w:t>
+      </w:r>
     </w:p>
     <w:p/>
     <w:p>
@@ -3769,6 +3940,7 @@
           <w:sz w:val="22"/>
           <w:szCs w:val="22"/>
         </w:rPr>
+        <w:lastRenderedPageBreak/>
         <w:t>Requirement Gathering Process</w:t>
       </w:r>
       <w:bookmarkEnd w:id="19"/>
@@ -4059,7 +4231,6 @@
               <w:rPr>
                 <w:b/>
               </w:rPr>
-              <w:lastRenderedPageBreak/>
               <w:t>Monitor progress</w:t>
             </w:r>
           </w:p>
@@ -4083,6 +4254,12 @@
       <w:pPr>
         <w:pStyle w:val="Heading4"/>
         <w:spacing w:before="240" w:after="240"/>
+        <w:rPr>
+          <w:b/>
+          <w:color w:val="000000"/>
+          <w:sz w:val="22"/>
+          <w:szCs w:val="22"/>
+        </w:rPr>
       </w:pPr>
       <w:bookmarkStart w:id="20" w:name="_3w4kx5t4icjo" w:colFirst="0" w:colLast="0"/>
       <w:bookmarkStart w:id="21" w:name="_Toc177322017"/>
@@ -4098,34 +4275,1131 @@
       </w:r>
       <w:bookmarkEnd w:id="21"/>
     </w:p>
-    <w:p>
-      <w:pPr>
-        <w:spacing w:before="240" w:after="240"/>
-        <w:ind w:left="720"/>
-        <w:rPr>
-          <w:b/>
-        </w:rPr>
-      </w:pPr>
-    </w:p>
-    <w:p>
-      <w:pPr>
-        <w:spacing w:before="240" w:after="240"/>
-        <w:ind w:left="720"/>
-        <w:rPr>
-          <w:b/>
-        </w:rPr>
-      </w:pPr>
-    </w:p>
-    <w:p>
-      <w:bookmarkStart w:id="22" w:name="_Toc177322018"/>
-    </w:p>
+    <w:tbl>
+      <w:tblPr>
+        <w:tblStyle w:val="TableGrid"/>
+        <w:tblW w:w="0" w:type="auto"/>
+        <w:tblLook w:val="04A0" w:firstRow="1" w:lastRow="0" w:firstColumn="1" w:lastColumn="0" w:noHBand="0" w:noVBand="1"/>
+      </w:tblPr>
+      <w:tblGrid>
+        <w:gridCol w:w="1129"/>
+        <w:gridCol w:w="4881"/>
+        <w:gridCol w:w="3006"/>
+      </w:tblGrid>
+      <w:tr>
+        <w:trPr>
+          <w:trHeight w:val="1106"/>
+        </w:trPr>
+        <w:tc>
+          <w:tcPr>
+            <w:tcW w:w="9016" w:type="dxa"/>
+            <w:gridSpan w:val="3"/>
+            <w:shd w:val="clear" w:color="auto" w:fill="365F91" w:themeFill="accent1" w:themeFillShade="BF"/>
+          </w:tcPr>
+          <w:p>
+            <w:pPr>
+              <w:rPr>
+                <w:b/>
+                <w:bCs/>
+                <w:sz w:val="28"/>
+                <w:szCs w:val="28"/>
+              </w:rPr>
+            </w:pPr>
+            <w:r>
+              <w:rPr>
+                <w:b/>
+                <w:bCs/>
+                <w:sz w:val="28"/>
+                <w:szCs w:val="28"/>
+              </w:rPr>
+              <w:t>Project name: Jot Bikes Management System</w:t>
+            </w:r>
+          </w:p>
+          <w:p>
+            <w:pPr>
+              <w:rPr>
+                <w:b/>
+                <w:bCs/>
+                <w:sz w:val="28"/>
+                <w:szCs w:val="28"/>
+              </w:rPr>
+            </w:pPr>
+            <w:r>
+              <w:rPr>
+                <w:b/>
+                <w:bCs/>
+                <w:sz w:val="28"/>
+                <w:szCs w:val="28"/>
+              </w:rPr>
+              <w:t xml:space="preserve">Project Manager: </w:t>
+            </w:r>
+            <w:r>
+              <w:rPr>
+                <w:b/>
+                <w:bCs/>
+                <w:sz w:val="28"/>
+                <w:szCs w:val="28"/>
+              </w:rPr>
+              <w:t>Hendra</w:t>
+            </w:r>
+          </w:p>
+          <w:p>
+            <w:r>
+              <w:rPr>
+                <w:b/>
+                <w:bCs/>
+                <w:sz w:val="28"/>
+                <w:szCs w:val="28"/>
+              </w:rPr>
+              <w:t>Date Submitted: 11/05/2025</w:t>
+            </w:r>
+          </w:p>
+        </w:tc>
+      </w:tr>
+      <w:tr>
+        <w:trPr>
+          <w:trHeight w:val="271"/>
+        </w:trPr>
+        <w:tc>
+          <w:tcPr>
+            <w:tcW w:w="9016" w:type="dxa"/>
+            <w:gridSpan w:val="3"/>
+            <w:shd w:val="clear" w:color="auto" w:fill="FFFFFF" w:themeFill="background1"/>
+          </w:tcPr>
+          <w:p/>
+        </w:tc>
+      </w:tr>
+      <w:tr>
+        <w:trPr>
+          <w:trHeight w:val="413"/>
+        </w:trPr>
+        <w:tc>
+          <w:tcPr>
+            <w:tcW w:w="9016" w:type="dxa"/>
+            <w:gridSpan w:val="3"/>
+            <w:shd w:val="clear" w:color="auto" w:fill="365F91" w:themeFill="accent1" w:themeFillShade="BF"/>
+          </w:tcPr>
+          <w:p>
+            <w:pPr>
+              <w:rPr>
+                <w:b/>
+                <w:bCs/>
+                <w:sz w:val="28"/>
+                <w:szCs w:val="28"/>
+              </w:rPr>
+            </w:pPr>
+            <w:r>
+              <w:rPr>
+                <w:b/>
+                <w:bCs/>
+                <w:sz w:val="28"/>
+                <w:szCs w:val="28"/>
+              </w:rPr>
+              <w:t>Executive summary</w:t>
+            </w:r>
+          </w:p>
+        </w:tc>
+      </w:tr>
+      <w:tr>
+        <w:trPr>
+          <w:trHeight w:val="1097"/>
+        </w:trPr>
+        <w:tc>
+          <w:tcPr>
+            <w:tcW w:w="9016" w:type="dxa"/>
+            <w:gridSpan w:val="3"/>
+          </w:tcPr>
+          <w:p>
+            <w:r>
+              <w:t>This project aims to create a web-system that can streamline the internal operations of Jot bikes into single platforms. It will also address current inefficiencies to provide greater service and customer satisfaction.</w:t>
+            </w:r>
+          </w:p>
+        </w:tc>
+      </w:tr>
+      <w:tr>
+        <w:trPr>
+          <w:trHeight w:val="418"/>
+        </w:trPr>
+        <w:tc>
+          <w:tcPr>
+            <w:tcW w:w="9016" w:type="dxa"/>
+            <w:gridSpan w:val="3"/>
+            <w:shd w:val="clear" w:color="auto" w:fill="365F91" w:themeFill="accent1" w:themeFillShade="BF"/>
+          </w:tcPr>
+          <w:p>
+            <w:pPr>
+              <w:rPr>
+                <w:b/>
+                <w:bCs/>
+                <w:sz w:val="28"/>
+                <w:szCs w:val="28"/>
+              </w:rPr>
+            </w:pPr>
+            <w:r>
+              <w:rPr>
+                <w:b/>
+                <w:bCs/>
+                <w:sz w:val="28"/>
+                <w:szCs w:val="28"/>
+              </w:rPr>
+              <w:t>Business Requirements</w:t>
+            </w:r>
+          </w:p>
+        </w:tc>
+      </w:tr>
+      <w:tr>
+        <w:trPr>
+          <w:trHeight w:val="271"/>
+        </w:trPr>
+        <w:tc>
+          <w:tcPr>
+            <w:tcW w:w="9016" w:type="dxa"/>
+            <w:gridSpan w:val="3"/>
+            <w:shd w:val="clear" w:color="auto" w:fill="FFFFFF" w:themeFill="background1"/>
+          </w:tcPr>
+          <w:p/>
+        </w:tc>
+      </w:tr>
+      <w:tr>
+        <w:trPr>
+          <w:trHeight w:val="389"/>
+        </w:trPr>
+        <w:tc>
+          <w:tcPr>
+            <w:tcW w:w="9016" w:type="dxa"/>
+            <w:gridSpan w:val="3"/>
+            <w:shd w:val="clear" w:color="auto" w:fill="365F91" w:themeFill="accent1" w:themeFillShade="BF"/>
+          </w:tcPr>
+          <w:p>
+            <w:pPr>
+              <w:rPr>
+                <w:b/>
+                <w:bCs/>
+                <w:sz w:val="28"/>
+                <w:szCs w:val="28"/>
+              </w:rPr>
+            </w:pPr>
+            <w:r>
+              <w:rPr>
+                <w:b/>
+                <w:bCs/>
+                <w:sz w:val="28"/>
+                <w:szCs w:val="28"/>
+              </w:rPr>
+              <w:t>Functional Requirements</w:t>
+            </w:r>
+          </w:p>
+        </w:tc>
+      </w:tr>
+      <w:tr>
+        <w:trPr>
+          <w:trHeight w:val="569"/>
+        </w:trPr>
+        <w:tc>
+          <w:tcPr>
+            <w:tcW w:w="1129" w:type="dxa"/>
+            <w:shd w:val="clear" w:color="auto" w:fill="B7CFED" w:themeFill="text2" w:themeFillTint="40"/>
+          </w:tcPr>
+          <w:p>
+            <w:pPr>
+              <w:rPr>
+                <w:b/>
+                <w:bCs/>
+              </w:rPr>
+            </w:pPr>
+            <w:r>
+              <w:rPr>
+                <w:b/>
+                <w:bCs/>
+              </w:rPr>
+              <w:t>ID</w:t>
+            </w:r>
+          </w:p>
+        </w:tc>
+        <w:tc>
+          <w:tcPr>
+            <w:tcW w:w="4881" w:type="dxa"/>
+            <w:shd w:val="clear" w:color="auto" w:fill="B7CFED" w:themeFill="text2" w:themeFillTint="40"/>
+          </w:tcPr>
+          <w:p>
+            <w:pPr>
+              <w:rPr>
+                <w:b/>
+                <w:bCs/>
+              </w:rPr>
+            </w:pPr>
+            <w:r>
+              <w:rPr>
+                <w:b/>
+                <w:bCs/>
+              </w:rPr>
+              <w:t>Requirement Description</w:t>
+            </w:r>
+          </w:p>
+        </w:tc>
+        <w:tc>
+          <w:tcPr>
+            <w:tcW w:w="3006" w:type="dxa"/>
+            <w:shd w:val="clear" w:color="auto" w:fill="B7CFED" w:themeFill="text2" w:themeFillTint="40"/>
+          </w:tcPr>
+          <w:p>
+            <w:pPr>
+              <w:rPr>
+                <w:b/>
+                <w:bCs/>
+              </w:rPr>
+            </w:pPr>
+            <w:r>
+              <w:rPr>
+                <w:b/>
+                <w:bCs/>
+              </w:rPr>
+              <w:t>Priority</w:t>
+            </w:r>
+          </w:p>
+        </w:tc>
+      </w:tr>
+      <w:tr>
+        <w:tc>
+          <w:tcPr>
+            <w:tcW w:w="1129" w:type="dxa"/>
+          </w:tcPr>
+          <w:p>
+            <w:r>
+              <w:t>FR1</w:t>
+            </w:r>
+          </w:p>
+        </w:tc>
+        <w:tc>
+          <w:tcPr>
+            <w:tcW w:w="4881" w:type="dxa"/>
+          </w:tcPr>
+          <w:p>
+            <w:r>
+              <w:t>Users can register, log in, and be assigned a role (Customer, Vendor, Admin)</w:t>
+            </w:r>
+          </w:p>
+        </w:tc>
+        <w:tc>
+          <w:tcPr>
+            <w:tcW w:w="3006" w:type="dxa"/>
+          </w:tcPr>
+          <w:p>
+            <w:r>
+              <w:t>High</w:t>
+            </w:r>
+          </w:p>
+        </w:tc>
+      </w:tr>
+      <w:tr>
+        <w:tc>
+          <w:tcPr>
+            <w:tcW w:w="1129" w:type="dxa"/>
+          </w:tcPr>
+          <w:p>
+            <w:r>
+              <w:t>FR2</w:t>
+            </w:r>
+          </w:p>
+        </w:tc>
+        <w:tc>
+          <w:tcPr>
+            <w:tcW w:w="4881" w:type="dxa"/>
+          </w:tcPr>
+          <w:p>
+            <w:r>
+              <w:t>Customers can search for available bikes by location, model, or price</w:t>
+            </w:r>
+          </w:p>
+        </w:tc>
+        <w:tc>
+          <w:tcPr>
+            <w:tcW w:w="3006" w:type="dxa"/>
+          </w:tcPr>
+          <w:p>
+            <w:r>
+              <w:t>High</w:t>
+            </w:r>
+          </w:p>
+        </w:tc>
+      </w:tr>
+      <w:tr>
+        <w:tc>
+          <w:tcPr>
+            <w:tcW w:w="1129" w:type="dxa"/>
+          </w:tcPr>
+          <w:p>
+            <w:r>
+              <w:lastRenderedPageBreak/>
+              <w:t>FR3</w:t>
+            </w:r>
+          </w:p>
+        </w:tc>
+        <w:tc>
+          <w:tcPr>
+            <w:tcW w:w="4881" w:type="dxa"/>
+          </w:tcPr>
+          <w:p>
+            <w:r>
+              <w:t>Customers can make and confirm bookings with email notifications</w:t>
+            </w:r>
+          </w:p>
+        </w:tc>
+        <w:tc>
+          <w:tcPr>
+            <w:tcW w:w="3006" w:type="dxa"/>
+          </w:tcPr>
+          <w:p>
+            <w:r>
+              <w:t>High</w:t>
+            </w:r>
+          </w:p>
+        </w:tc>
+      </w:tr>
+      <w:tr>
+        <w:tc>
+          <w:tcPr>
+            <w:tcW w:w="1129" w:type="dxa"/>
+          </w:tcPr>
+          <w:p>
+            <w:r>
+              <w:t>FR4</w:t>
+            </w:r>
+          </w:p>
+        </w:tc>
+        <w:tc>
+          <w:tcPr>
+            <w:tcW w:w="4881" w:type="dxa"/>
+          </w:tcPr>
+          <w:p>
+            <w:r>
+              <w:t>Admins can manage users, monitor bookings, and access reports</w:t>
+            </w:r>
+          </w:p>
+        </w:tc>
+        <w:tc>
+          <w:tcPr>
+            <w:tcW w:w="3006" w:type="dxa"/>
+          </w:tcPr>
+          <w:p>
+            <w:r>
+              <w:t>High</w:t>
+            </w:r>
+          </w:p>
+        </w:tc>
+      </w:tr>
+      <w:tr>
+        <w:tc>
+          <w:tcPr>
+            <w:tcW w:w="1129" w:type="dxa"/>
+          </w:tcPr>
+          <w:p>
+            <w:r>
+              <w:t>FR5</w:t>
+            </w:r>
+          </w:p>
+        </w:tc>
+        <w:tc>
+          <w:tcPr>
+            <w:tcW w:w="4881" w:type="dxa"/>
+          </w:tcPr>
+          <w:p>
+            <w:r>
+              <w:t>Vendors can manage their listed bikes and update bike status</w:t>
+            </w:r>
+          </w:p>
+        </w:tc>
+        <w:tc>
+          <w:tcPr>
+            <w:tcW w:w="3006" w:type="dxa"/>
+          </w:tcPr>
+          <w:p>
+            <w:r>
+              <w:t>High</w:t>
+            </w:r>
+          </w:p>
+        </w:tc>
+      </w:tr>
+      <w:tr>
+        <w:tc>
+          <w:tcPr>
+            <w:tcW w:w="1129" w:type="dxa"/>
+          </w:tcPr>
+          <w:p>
+            <w:r>
+              <w:t>FR6</w:t>
+            </w:r>
+          </w:p>
+        </w:tc>
+        <w:tc>
+          <w:tcPr>
+            <w:tcW w:w="4881" w:type="dxa"/>
+          </w:tcPr>
+          <w:p>
+            <w:r>
+              <w:t>Customers can cancel bookings and submit feedback after use</w:t>
+            </w:r>
+          </w:p>
+        </w:tc>
+        <w:tc>
+          <w:tcPr>
+            <w:tcW w:w="3006" w:type="dxa"/>
+          </w:tcPr>
+          <w:p>
+            <w:r>
+              <w:t>Medium</w:t>
+            </w:r>
+          </w:p>
+        </w:tc>
+      </w:tr>
+      <w:tr>
+        <w:tc>
+          <w:tcPr>
+            <w:tcW w:w="1129" w:type="dxa"/>
+          </w:tcPr>
+          <w:p>
+            <w:r>
+              <w:t>FR7</w:t>
+            </w:r>
+          </w:p>
+        </w:tc>
+        <w:tc>
+          <w:tcPr>
+            <w:tcW w:w="4881" w:type="dxa"/>
+          </w:tcPr>
+          <w:p>
+            <w:r>
+              <w:t xml:space="preserve">Admins can review and moderate customer </w:t>
+            </w:r>
+            <w:proofErr w:type="spellStart"/>
+            <w:r>
+              <w:t>feedbac</w:t>
+            </w:r>
+            <w:proofErr w:type="spellEnd"/>
+          </w:p>
+        </w:tc>
+        <w:tc>
+          <w:tcPr>
+            <w:tcW w:w="3006" w:type="dxa"/>
+          </w:tcPr>
+          <w:p>
+            <w:r>
+              <w:t>Medium</w:t>
+            </w:r>
+          </w:p>
+        </w:tc>
+      </w:tr>
+      <w:tr>
+        <w:tc>
+          <w:tcPr>
+            <w:tcW w:w="1129" w:type="dxa"/>
+          </w:tcPr>
+          <w:p>
+            <w:r>
+              <w:t>FR8</w:t>
+            </w:r>
+          </w:p>
+        </w:tc>
+        <w:tc>
+          <w:tcPr>
+            <w:tcW w:w="4881" w:type="dxa"/>
+          </w:tcPr>
+          <w:p>
+            <w:r>
+              <w:t>System keeps records of bookings and status changes for accountability</w:t>
+            </w:r>
+          </w:p>
+        </w:tc>
+        <w:tc>
+          <w:tcPr>
+            <w:tcW w:w="3006" w:type="dxa"/>
+          </w:tcPr>
+          <w:p>
+            <w:r>
+              <w:t>High</w:t>
+            </w:r>
+          </w:p>
+        </w:tc>
+      </w:tr>
+      <w:tr>
+        <w:tc>
+          <w:tcPr>
+            <w:tcW w:w="9016" w:type="dxa"/>
+            <w:gridSpan w:val="3"/>
+          </w:tcPr>
+          <w:p/>
+        </w:tc>
+      </w:tr>
+      <w:tr>
+        <w:trPr>
+          <w:trHeight w:val="47"/>
+        </w:trPr>
+        <w:tc>
+          <w:tcPr>
+            <w:tcW w:w="9016" w:type="dxa"/>
+            <w:gridSpan w:val="3"/>
+            <w:shd w:val="clear" w:color="auto" w:fill="365F91" w:themeFill="accent1" w:themeFillShade="BF"/>
+          </w:tcPr>
+          <w:p>
+            <w:pPr>
+              <w:rPr>
+                <w:b/>
+                <w:bCs/>
+                <w:sz w:val="28"/>
+                <w:szCs w:val="28"/>
+              </w:rPr>
+            </w:pPr>
+            <w:r>
+              <w:rPr>
+                <w:b/>
+                <w:bCs/>
+                <w:sz w:val="28"/>
+                <w:szCs w:val="28"/>
+              </w:rPr>
+              <w:t>Non-functional Requirements</w:t>
+            </w:r>
+          </w:p>
+        </w:tc>
+      </w:tr>
+      <w:tr>
+        <w:trPr>
+          <w:trHeight w:val="527"/>
+        </w:trPr>
+        <w:tc>
+          <w:tcPr>
+            <w:tcW w:w="1129" w:type="dxa"/>
+            <w:shd w:val="clear" w:color="auto" w:fill="B7CFED" w:themeFill="text2" w:themeFillTint="40"/>
+          </w:tcPr>
+          <w:p>
+            <w:pPr>
+              <w:rPr>
+                <w:b/>
+                <w:bCs/>
+              </w:rPr>
+            </w:pPr>
+            <w:r>
+              <w:rPr>
+                <w:b/>
+                <w:bCs/>
+              </w:rPr>
+              <w:t>ID</w:t>
+            </w:r>
+          </w:p>
+        </w:tc>
+        <w:tc>
+          <w:tcPr>
+            <w:tcW w:w="4881" w:type="dxa"/>
+            <w:shd w:val="clear" w:color="auto" w:fill="B7CFED" w:themeFill="text2" w:themeFillTint="40"/>
+          </w:tcPr>
+          <w:p>
+            <w:pPr>
+              <w:rPr>
+                <w:b/>
+                <w:bCs/>
+              </w:rPr>
+            </w:pPr>
+            <w:r>
+              <w:rPr>
+                <w:b/>
+                <w:bCs/>
+              </w:rPr>
+              <w:t>Requirement Description</w:t>
+            </w:r>
+          </w:p>
+        </w:tc>
+        <w:tc>
+          <w:tcPr>
+            <w:tcW w:w="3006" w:type="dxa"/>
+            <w:shd w:val="clear" w:color="auto" w:fill="B7CFED" w:themeFill="text2" w:themeFillTint="40"/>
+          </w:tcPr>
+          <w:p>
+            <w:pPr>
+              <w:rPr>
+                <w:b/>
+                <w:bCs/>
+              </w:rPr>
+            </w:pPr>
+            <w:r>
+              <w:rPr>
+                <w:b/>
+                <w:bCs/>
+              </w:rPr>
+              <w:t>Priority</w:t>
+            </w:r>
+          </w:p>
+        </w:tc>
+      </w:tr>
+      <w:tr>
+        <w:tc>
+          <w:tcPr>
+            <w:tcW w:w="1129" w:type="dxa"/>
+          </w:tcPr>
+          <w:p>
+            <w:r>
+              <w:t>NFR1</w:t>
+            </w:r>
+          </w:p>
+        </w:tc>
+        <w:tc>
+          <w:tcPr>
+            <w:tcW w:w="4881" w:type="dxa"/>
+          </w:tcPr>
+          <w:p>
+            <w:r>
+              <w:t xml:space="preserve">The system should be available </w:t>
+            </w:r>
+          </w:p>
+        </w:tc>
+        <w:tc>
+          <w:tcPr>
+            <w:tcW w:w="3006" w:type="dxa"/>
+          </w:tcPr>
+          <w:p>
+            <w:r>
+              <w:t>High</w:t>
+            </w:r>
+          </w:p>
+        </w:tc>
+      </w:tr>
+      <w:tr>
+        <w:tc>
+          <w:tcPr>
+            <w:tcW w:w="1129" w:type="dxa"/>
+          </w:tcPr>
+          <w:p>
+            <w:r>
+              <w:t>NFR2</w:t>
+            </w:r>
+          </w:p>
+        </w:tc>
+        <w:tc>
+          <w:tcPr>
+            <w:tcW w:w="4881" w:type="dxa"/>
+          </w:tcPr>
+          <w:p>
+            <w:r>
+              <w:t>Secure login with password encryption and role-based access</w:t>
+            </w:r>
+          </w:p>
+        </w:tc>
+        <w:tc>
+          <w:tcPr>
+            <w:tcW w:w="3006" w:type="dxa"/>
+          </w:tcPr>
+          <w:p>
+            <w:r>
+              <w:t>High</w:t>
+            </w:r>
+          </w:p>
+        </w:tc>
+      </w:tr>
+      <w:tr>
+        <w:tc>
+          <w:tcPr>
+            <w:tcW w:w="1129" w:type="dxa"/>
+          </w:tcPr>
+          <w:p>
+            <w:r>
+              <w:t>NFR3</w:t>
+            </w:r>
+          </w:p>
+        </w:tc>
+        <w:tc>
+          <w:tcPr>
+            <w:tcW w:w="4881" w:type="dxa"/>
+          </w:tcPr>
+          <w:p>
+            <w:r>
+              <w:t>The website should work well on mobile, tablet, and desktop devices</w:t>
+            </w:r>
+          </w:p>
+        </w:tc>
+        <w:tc>
+          <w:tcPr>
+            <w:tcW w:w="3006" w:type="dxa"/>
+          </w:tcPr>
+          <w:p>
+            <w:r>
+              <w:t>High</w:t>
+            </w:r>
+          </w:p>
+        </w:tc>
+      </w:tr>
+      <w:tr>
+        <w:tc>
+          <w:tcPr>
+            <w:tcW w:w="1129" w:type="dxa"/>
+          </w:tcPr>
+          <w:p>
+            <w:r>
+              <w:t>NFR4</w:t>
+            </w:r>
+          </w:p>
+        </w:tc>
+        <w:tc>
+          <w:tcPr>
+            <w:tcW w:w="4881" w:type="dxa"/>
+          </w:tcPr>
+          <w:p>
+            <w:r>
+              <w:t>Sensitive data like passwords should be stored securely</w:t>
+            </w:r>
+          </w:p>
+        </w:tc>
+        <w:tc>
+          <w:tcPr>
+            <w:tcW w:w="3006" w:type="dxa"/>
+          </w:tcPr>
+          <w:p>
+            <w:r>
+              <w:t>High</w:t>
+            </w:r>
+          </w:p>
+        </w:tc>
+      </w:tr>
+      <w:tr>
+        <w:tc>
+          <w:tcPr>
+            <w:tcW w:w="1129" w:type="dxa"/>
+          </w:tcPr>
+          <w:p>
+            <w:r>
+              <w:t>NFR5</w:t>
+            </w:r>
+          </w:p>
+        </w:tc>
+        <w:tc>
+          <w:tcPr>
+            <w:tcW w:w="4881" w:type="dxa"/>
+          </w:tcPr>
+          <w:p>
+            <w:r>
+              <w:t>The system should be able to handle future growth in users and vendors</w:t>
+            </w:r>
+          </w:p>
+        </w:tc>
+        <w:tc>
+          <w:tcPr>
+            <w:tcW w:w="3006" w:type="dxa"/>
+          </w:tcPr>
+          <w:p>
+            <w:r>
+              <w:t xml:space="preserve">Medium </w:t>
+            </w:r>
+          </w:p>
+        </w:tc>
+      </w:tr>
+      <w:tr>
+        <w:tc>
+          <w:tcPr>
+            <w:tcW w:w="1129" w:type="dxa"/>
+          </w:tcPr>
+          <w:p>
+            <w:r>
+              <w:t>NFR6</w:t>
+            </w:r>
+          </w:p>
+        </w:tc>
+        <w:tc>
+          <w:tcPr>
+            <w:tcW w:w="4881" w:type="dxa"/>
+          </w:tcPr>
+          <w:p>
+            <w:r>
+              <w:t>Pages should load quickly (under 2 seconds in normal conditions)</w:t>
+            </w:r>
+          </w:p>
+        </w:tc>
+        <w:tc>
+          <w:tcPr>
+            <w:tcW w:w="3006" w:type="dxa"/>
+          </w:tcPr>
+          <w:p>
+            <w:r>
+              <w:t xml:space="preserve">High </w:t>
+            </w:r>
+          </w:p>
+        </w:tc>
+      </w:tr>
+      <w:tr>
+        <w:tc>
+          <w:tcPr>
+            <w:tcW w:w="1129" w:type="dxa"/>
+          </w:tcPr>
+          <w:p>
+            <w:r>
+              <w:t>NFR7</w:t>
+            </w:r>
+          </w:p>
+        </w:tc>
+        <w:tc>
+          <w:tcPr>
+            <w:tcW w:w="4881" w:type="dxa"/>
+          </w:tcPr>
+          <w:p>
+            <w:r>
+              <w:t>There should be alerts for system errors or suspicious activities</w:t>
+            </w:r>
+          </w:p>
+        </w:tc>
+        <w:tc>
+          <w:tcPr>
+            <w:tcW w:w="3006" w:type="dxa"/>
+          </w:tcPr>
+          <w:p>
+            <w:r>
+              <w:t>High</w:t>
+            </w:r>
+          </w:p>
+        </w:tc>
+      </w:tr>
+    </w:tbl>
     <w:p/>
+    <w:p>
+      <w:pPr>
+        <w:rPr>
+          <w:sz w:val="36"/>
+          <w:szCs w:val="36"/>
+        </w:rPr>
+      </w:pPr>
+      <w:r>
+        <w:rPr>
+          <w:sz w:val="36"/>
+          <w:szCs w:val="36"/>
+        </w:rPr>
+        <w:t>Business requirement document</w:t>
+      </w:r>
+    </w:p>
+    <w:p>
+      <w:r>
+        <w:rPr>
+          <w:sz w:val="32"/>
+          <w:szCs w:val="32"/>
+        </w:rPr>
+        <w:t>Functional requirement</w:t>
+      </w:r>
+      <w:r>
+        <w:br/>
+        <w:t>These describe what the system should do to support the business operations of Jot Bikes.</w:t>
+      </w:r>
+    </w:p>
+    <w:p>
+      <w:pPr>
+        <w:pStyle w:val="ListParagraph"/>
+        <w:numPr>
+          <w:ilvl w:val="0"/>
+          <w:numId w:val="35"/>
+        </w:numPr>
+        <w:spacing w:after="160" w:line="278" w:lineRule="auto"/>
+      </w:pPr>
+      <w:r>
+        <w:t>Users should be able to register, log in, and be assigned roles (Customer, Vendor, Admin).</w:t>
+      </w:r>
+    </w:p>
+    <w:p>
+      <w:pPr>
+        <w:pStyle w:val="ListParagraph"/>
+        <w:numPr>
+          <w:ilvl w:val="0"/>
+          <w:numId w:val="35"/>
+        </w:numPr>
+        <w:spacing w:after="160" w:line="278" w:lineRule="auto"/>
+      </w:pPr>
+      <w:r>
+        <w:t>Customers should be able to search for available bikes by location, model, or price.</w:t>
+      </w:r>
+    </w:p>
+    <w:p>
+      <w:pPr>
+        <w:pStyle w:val="ListParagraph"/>
+        <w:numPr>
+          <w:ilvl w:val="0"/>
+          <w:numId w:val="35"/>
+        </w:numPr>
+        <w:spacing w:after="160" w:line="278" w:lineRule="auto"/>
+      </w:pPr>
+      <w:r>
+        <w:t>Customers should be able to make and confirm bookings with automated email notifications.</w:t>
+      </w:r>
+    </w:p>
+    <w:p>
+      <w:pPr>
+        <w:pStyle w:val="ListParagraph"/>
+        <w:numPr>
+          <w:ilvl w:val="0"/>
+          <w:numId w:val="35"/>
+        </w:numPr>
+        <w:spacing w:after="160" w:line="278" w:lineRule="auto"/>
+      </w:pPr>
+      <w:r>
+        <w:t>Admins should be able to manage users, bookings, and generate system reports.</w:t>
+      </w:r>
+    </w:p>
+    <w:p>
+      <w:pPr>
+        <w:pStyle w:val="ListParagraph"/>
+        <w:numPr>
+          <w:ilvl w:val="0"/>
+          <w:numId w:val="35"/>
+        </w:numPr>
+        <w:spacing w:after="160" w:line="278" w:lineRule="auto"/>
+      </w:pPr>
+      <w:r>
+        <w:t>Vendors should be able to manage their bike listings and update bike status (e.g., available, rented).</w:t>
+      </w:r>
+    </w:p>
+    <w:p>
+      <w:pPr>
+        <w:pStyle w:val="ListParagraph"/>
+        <w:numPr>
+          <w:ilvl w:val="0"/>
+          <w:numId w:val="35"/>
+        </w:numPr>
+        <w:spacing w:after="160" w:line="278" w:lineRule="auto"/>
+      </w:pPr>
+      <w:r>
+        <w:t>Customers should be able to cancel bookings and provide feedback after using the service.</w:t>
+      </w:r>
+    </w:p>
+    <w:p>
+      <w:pPr>
+        <w:pStyle w:val="ListParagraph"/>
+        <w:numPr>
+          <w:ilvl w:val="0"/>
+          <w:numId w:val="35"/>
+        </w:numPr>
+        <w:spacing w:after="160" w:line="278" w:lineRule="auto"/>
+      </w:pPr>
+      <w:r>
+        <w:t>Admins should be able to review, approve, or moderate customer feedback.</w:t>
+      </w:r>
+    </w:p>
+    <w:p>
+      <w:pPr>
+        <w:pStyle w:val="ListParagraph"/>
+        <w:numPr>
+          <w:ilvl w:val="0"/>
+          <w:numId w:val="35"/>
+        </w:numPr>
+        <w:spacing w:after="160" w:line="278" w:lineRule="auto"/>
+      </w:pPr>
+      <w:r>
+        <w:t>The system should log and maintain records of all bookings and changes in status for traceability.</w:t>
+      </w:r>
+    </w:p>
+    <w:p/>
+    <w:p>
+      <w:pPr>
+        <w:rPr>
+          <w:sz w:val="32"/>
+          <w:szCs w:val="32"/>
+        </w:rPr>
+      </w:pPr>
+      <w:r>
+        <w:rPr>
+          <w:sz w:val="32"/>
+          <w:szCs w:val="32"/>
+        </w:rPr>
+        <w:t>Non-functional requirements</w:t>
+      </w:r>
+    </w:p>
+    <w:p>
+      <w:pPr>
+        <w:pStyle w:val="ListParagraph"/>
+        <w:numPr>
+          <w:ilvl w:val="0"/>
+          <w:numId w:val="35"/>
+        </w:numPr>
+        <w:spacing w:after="160" w:line="278" w:lineRule="auto"/>
+      </w:pPr>
+      <w:r>
+        <w:t>The system should maintain high availability.</w:t>
+      </w:r>
+    </w:p>
+    <w:p>
+      <w:pPr>
+        <w:pStyle w:val="ListParagraph"/>
+        <w:numPr>
+          <w:ilvl w:val="0"/>
+          <w:numId w:val="35"/>
+        </w:numPr>
+        <w:spacing w:after="160" w:line="278" w:lineRule="auto"/>
+      </w:pPr>
+      <w:r>
+        <w:t>User login should be secured with encrypted passwords and role-based access control.</w:t>
+      </w:r>
+    </w:p>
+    <w:p>
+      <w:pPr>
+        <w:pStyle w:val="ListParagraph"/>
+        <w:numPr>
+          <w:ilvl w:val="0"/>
+          <w:numId w:val="35"/>
+        </w:numPr>
+        <w:spacing w:after="160" w:line="278" w:lineRule="auto"/>
+      </w:pPr>
+      <w:r>
+        <w:lastRenderedPageBreak/>
+        <w:t>The platform should be fully responsive and work smoothly on mobile, tablet, and desktop devices.</w:t>
+      </w:r>
+    </w:p>
+    <w:p>
+      <w:pPr>
+        <w:pStyle w:val="ListParagraph"/>
+        <w:numPr>
+          <w:ilvl w:val="0"/>
+          <w:numId w:val="35"/>
+        </w:numPr>
+        <w:spacing w:after="160" w:line="278" w:lineRule="auto"/>
+      </w:pPr>
+      <w:r>
+        <w:t>All sensitive data (e.g., passwords, personal details) must be securely stored.</w:t>
+      </w:r>
+    </w:p>
+    <w:p>
+      <w:pPr>
+        <w:pStyle w:val="ListParagraph"/>
+        <w:numPr>
+          <w:ilvl w:val="0"/>
+          <w:numId w:val="35"/>
+        </w:numPr>
+        <w:spacing w:after="160" w:line="278" w:lineRule="auto"/>
+      </w:pPr>
+      <w:r>
+        <w:t>The system should be scalable to handle growth in user base and vendor participation.</w:t>
+      </w:r>
+    </w:p>
+    <w:p>
+      <w:pPr>
+        <w:pStyle w:val="ListParagraph"/>
+        <w:numPr>
+          <w:ilvl w:val="0"/>
+          <w:numId w:val="35"/>
+        </w:numPr>
+        <w:spacing w:after="160" w:line="278" w:lineRule="auto"/>
+      </w:pPr>
+      <w:r>
+        <w:t>Website pages should load within 2 seconds under normal network conditions.</w:t>
+      </w:r>
+    </w:p>
+    <w:p>
+      <w:pPr>
+        <w:pStyle w:val="ListParagraph"/>
+        <w:numPr>
+          <w:ilvl w:val="0"/>
+          <w:numId w:val="35"/>
+        </w:numPr>
+        <w:spacing w:after="160" w:line="278" w:lineRule="auto"/>
+      </w:pPr>
+      <w:r>
+        <w:t>The system should generate alerts for system failures or suspicious activity (e.g., multiple failed logins).</w:t>
+      </w:r>
+    </w:p>
     <w:p/>
     <w:p>
       <w:pPr>
         <w:pStyle w:val="Heading4"/>
         <w:spacing w:before="240" w:after="240"/>
-        <w:ind w:firstLine="720"/>
         <w:rPr>
           <w:b/>
           <w:color w:val="000000"/>
@@ -4133,320 +5407,628 @@
           <w:szCs w:val="22"/>
         </w:rPr>
       </w:pPr>
-    </w:p>
-    <w:p/>
-    <w:p/>
-    <w:p/>
-    <w:p/>
-    <w:p/>
-    <w:p>
-      <w:pPr>
-        <w:pStyle w:val="Heading4"/>
-        <w:spacing w:before="240" w:after="240"/>
-        <w:ind w:firstLine="720"/>
+      <w:bookmarkStart w:id="22" w:name="_Toc177322018"/>
+      <w:r>
         <w:rPr>
           <w:b/>
           <w:color w:val="000000"/>
           <w:sz w:val="22"/>
           <w:szCs w:val="22"/>
         </w:rPr>
-      </w:pPr>
-      <w:r>
-        <w:rPr>
-          <w:b/>
-          <w:color w:val="000000"/>
-          <w:sz w:val="22"/>
-          <w:szCs w:val="22"/>
-        </w:rPr>
         <w:t>Stakeholder Analysis</w:t>
       </w:r>
       <w:bookmarkEnd w:id="22"/>
     </w:p>
     <w:tbl>
       <w:tblPr>
-        <w:tblStyle w:val="PlainTable5"/>
-        <w:tblW w:w="0" w:type="auto"/>
+        <w:tblStyle w:val="TableGrid"/>
+        <w:tblW w:w="9116" w:type="dxa"/>
+        <w:tblInd w:w="137" w:type="dxa"/>
         <w:tblLook w:val="04A0" w:firstRow="1" w:lastRow="0" w:firstColumn="1" w:lastColumn="0" w:noHBand="0" w:noVBand="1"/>
       </w:tblPr>
       <w:tblGrid>
-        <w:gridCol w:w="1769"/>
-        <w:gridCol w:w="7250"/>
+        <w:gridCol w:w="1840"/>
+        <w:gridCol w:w="1791"/>
+        <w:gridCol w:w="1775"/>
+        <w:gridCol w:w="1485"/>
+        <w:gridCol w:w="2225"/>
       </w:tblGrid>
       <w:tr>
         <w:trPr>
-          <w:cnfStyle w:val="100000000000" w:firstRow="1" w:lastRow="0" w:firstColumn="0" w:lastColumn="0" w:oddVBand="0" w:evenVBand="0" w:oddHBand="0" w:evenHBand="0" w:firstRowFirstColumn="0" w:firstRowLastColumn="0" w:lastRowFirstColumn="0" w:lastRowLastColumn="0"/>
+          <w:trHeight w:val="969"/>
         </w:trPr>
         <w:tc>
           <w:tcPr>
-            <w:cnfStyle w:val="001000000100" w:firstRow="0" w:lastRow="0" w:firstColumn="1" w:lastColumn="0" w:oddVBand="0" w:evenVBand="0" w:oddHBand="0" w:evenHBand="0" w:firstRowFirstColumn="1" w:firstRowLastColumn="0" w:lastRowFirstColumn="0" w:lastRowLastColumn="0"/>
-            <w:tcW w:w="1769" w:type="dxa"/>
+            <w:tcW w:w="1840" w:type="dxa"/>
+            <w:shd w:val="clear" w:color="auto" w:fill="365F91" w:themeFill="accent1" w:themeFillShade="BF"/>
           </w:tcPr>
           <w:p>
             <w:pPr>
-              <w:rPr>
-                <w:sz w:val="20"/>
-                <w:szCs w:val="20"/>
+              <w:pStyle w:val="ListParagraph"/>
+              <w:ind w:left="21"/>
+              <w:rPr>
+                <w:b/>
+                <w:bCs/>
+                <w:sz w:val="28"/>
+                <w:szCs w:val="28"/>
               </w:rPr>
             </w:pPr>
-          </w:p>
-        </w:tc>
-        <w:tc>
-          <w:tcPr>
-            <w:tcW w:w="7250" w:type="dxa"/>
+            <w:r>
+              <w:rPr>
+                <w:b/>
+                <w:bCs/>
+                <w:sz w:val="28"/>
+                <w:szCs w:val="28"/>
+              </w:rPr>
+              <w:t>Stakeholder</w:t>
+            </w:r>
+          </w:p>
+        </w:tc>
+        <w:tc>
+          <w:tcPr>
+            <w:tcW w:w="1791" w:type="dxa"/>
+            <w:shd w:val="clear" w:color="auto" w:fill="365F91" w:themeFill="accent1" w:themeFillShade="BF"/>
           </w:tcPr>
           <w:p>
             <w:pPr>
-              <w:spacing w:line="259" w:lineRule="auto"/>
-              <w:cnfStyle w:val="100000000000" w:firstRow="1" w:lastRow="0" w:firstColumn="0" w:lastColumn="0" w:oddVBand="0" w:evenVBand="0" w:oddHBand="0" w:evenHBand="0" w:firstRowFirstColumn="0" w:firstRowLastColumn="0" w:lastRowFirstColumn="0" w:lastRowLastColumn="0"/>
-              <w:rPr>
-                <w:sz w:val="20"/>
-                <w:szCs w:val="20"/>
+              <w:pStyle w:val="ListParagraph"/>
+              <w:ind w:left="21"/>
+              <w:rPr>
+                <w:b/>
+                <w:bCs/>
+                <w:sz w:val="28"/>
+                <w:szCs w:val="28"/>
               </w:rPr>
             </w:pPr>
+            <w:r>
+              <w:rPr>
+                <w:b/>
+                <w:bCs/>
+                <w:sz w:val="28"/>
+                <w:szCs w:val="28"/>
+              </w:rPr>
+              <w:t>Role</w:t>
+            </w:r>
+          </w:p>
+        </w:tc>
+        <w:tc>
+          <w:tcPr>
+            <w:tcW w:w="1775" w:type="dxa"/>
+            <w:shd w:val="clear" w:color="auto" w:fill="365F91" w:themeFill="accent1" w:themeFillShade="BF"/>
+          </w:tcPr>
+          <w:p>
+            <w:pPr>
+              <w:pStyle w:val="ListParagraph"/>
+              <w:ind w:left="21"/>
+              <w:rPr>
+                <w:b/>
+                <w:bCs/>
+                <w:sz w:val="28"/>
+                <w:szCs w:val="28"/>
+              </w:rPr>
+            </w:pPr>
+            <w:r>
+              <w:rPr>
+                <w:b/>
+                <w:bCs/>
+                <w:sz w:val="28"/>
+                <w:szCs w:val="28"/>
+              </w:rPr>
+              <w:t>Influence level</w:t>
+            </w:r>
+          </w:p>
+        </w:tc>
+        <w:tc>
+          <w:tcPr>
+            <w:tcW w:w="1485" w:type="dxa"/>
+            <w:shd w:val="clear" w:color="auto" w:fill="365F91" w:themeFill="accent1" w:themeFillShade="BF"/>
+          </w:tcPr>
+          <w:p>
+            <w:pPr>
+              <w:pStyle w:val="ListParagraph"/>
+              <w:ind w:left="21"/>
+              <w:rPr>
+                <w:b/>
+                <w:bCs/>
+                <w:sz w:val="28"/>
+                <w:szCs w:val="28"/>
+              </w:rPr>
+            </w:pPr>
+            <w:r>
+              <w:rPr>
+                <w:b/>
+                <w:bCs/>
+                <w:sz w:val="28"/>
+                <w:szCs w:val="28"/>
+              </w:rPr>
+              <w:t>Impact level</w:t>
+            </w:r>
+          </w:p>
+        </w:tc>
+        <w:tc>
+          <w:tcPr>
+            <w:tcW w:w="2225" w:type="dxa"/>
+            <w:shd w:val="clear" w:color="auto" w:fill="365F91" w:themeFill="accent1" w:themeFillShade="BF"/>
+          </w:tcPr>
+          <w:p>
+            <w:pPr>
+              <w:pStyle w:val="ListParagraph"/>
+              <w:ind w:left="21"/>
+              <w:rPr>
+                <w:b/>
+                <w:bCs/>
+                <w:sz w:val="28"/>
+                <w:szCs w:val="28"/>
+              </w:rPr>
+            </w:pPr>
+            <w:r>
+              <w:rPr>
+                <w:b/>
+                <w:bCs/>
+                <w:sz w:val="28"/>
+                <w:szCs w:val="28"/>
+              </w:rPr>
+              <w:t>Key needs</w:t>
+            </w:r>
           </w:p>
         </w:tc>
       </w:tr>
       <w:tr>
         <w:trPr>
-          <w:cnfStyle w:val="000000100000" w:firstRow="0" w:lastRow="0" w:firstColumn="0" w:lastColumn="0" w:oddVBand="0" w:evenVBand="0" w:oddHBand="1" w:evenHBand="0" w:firstRowFirstColumn="0" w:firstRowLastColumn="0" w:lastRowFirstColumn="0" w:lastRowLastColumn="0"/>
+          <w:trHeight w:val="698"/>
         </w:trPr>
         <w:tc>
           <w:tcPr>
-            <w:cnfStyle w:val="001000000000" w:firstRow="0" w:lastRow="0" w:firstColumn="1" w:lastColumn="0" w:oddVBand="0" w:evenVBand="0" w:oddHBand="0" w:evenHBand="0" w:firstRowFirstColumn="0" w:firstRowLastColumn="0" w:lastRowFirstColumn="0" w:lastRowLastColumn="0"/>
-            <w:tcW w:w="1769" w:type="dxa"/>
-          </w:tcPr>
-          <w:p>
-            <w:pPr>
-              <w:spacing w:before="240" w:after="240"/>
-              <w:rPr>
-                <w:b/>
-                <w:bCs/>
-                <w:sz w:val="22"/>
-              </w:rPr>
-            </w:pPr>
-            <w:r>
-              <w:rPr>
-                <w:rFonts w:ascii="Arial" w:hAnsi="Arial" w:cs="Arial"/>
-                <w:b/>
-                <w:bCs/>
-                <w:sz w:val="22"/>
-              </w:rPr>
-              <w:t>Administration Staff</w:t>
-            </w:r>
-          </w:p>
-        </w:tc>
-        <w:tc>
-          <w:tcPr>
-            <w:tcW w:w="7250" w:type="dxa"/>
+            <w:tcW w:w="1840" w:type="dxa"/>
           </w:tcPr>
           <w:p>
             <w:pPr>
               <w:pStyle w:val="ListParagraph"/>
-              <w:numPr>
-                <w:ilvl w:val="0"/>
-                <w:numId w:val="31"/>
-              </w:numPr>
-              <w:spacing w:line="259" w:lineRule="auto"/>
-              <w:cnfStyle w:val="000000100000" w:firstRow="0" w:lastRow="0" w:firstColumn="0" w:lastColumn="0" w:oddVBand="0" w:evenVBand="0" w:oddHBand="1" w:evenHBand="0" w:firstRowFirstColumn="0" w:firstRowLastColumn="0" w:lastRowFirstColumn="0" w:lastRowLastColumn="0"/>
+              <w:ind w:left="21"/>
             </w:pPr>
-          </w:p>
-        </w:tc>
-      </w:tr>
-      <w:tr>
-        <w:tc>
-          <w:tcPr>
-            <w:cnfStyle w:val="001000000000" w:firstRow="0" w:lastRow="0" w:firstColumn="1" w:lastColumn="0" w:oddVBand="0" w:evenVBand="0" w:oddHBand="0" w:evenHBand="0" w:firstRowFirstColumn="0" w:firstRowLastColumn="0" w:lastRowFirstColumn="0" w:lastRowLastColumn="0"/>
-            <w:tcW w:w="1769" w:type="dxa"/>
-          </w:tcPr>
-          <w:p>
-            <w:pPr>
-              <w:spacing w:line="259" w:lineRule="auto"/>
-              <w:rPr>
-                <w:b/>
-                <w:bCs/>
-                <w:sz w:val="22"/>
-              </w:rPr>
-            </w:pPr>
-            <w:r>
-              <w:rPr>
-                <w:rFonts w:ascii="Arial" w:hAnsi="Arial" w:cs="Arial"/>
-                <w:b/>
-                <w:bCs/>
-                <w:sz w:val="22"/>
-              </w:rPr>
-              <w:t>Patients</w:t>
-            </w:r>
-          </w:p>
-        </w:tc>
-        <w:tc>
-          <w:tcPr>
-            <w:tcW w:w="7250" w:type="dxa"/>
+            <w:r>
+              <w:t>Customers</w:t>
+            </w:r>
+          </w:p>
+        </w:tc>
+        <w:tc>
+          <w:tcPr>
+            <w:tcW w:w="1791" w:type="dxa"/>
           </w:tcPr>
           <w:p>
             <w:pPr>
               <w:pStyle w:val="ListParagraph"/>
-              <w:numPr>
-                <w:ilvl w:val="0"/>
-                <w:numId w:val="31"/>
-              </w:numPr>
-              <w:spacing w:after="160" w:line="259" w:lineRule="auto"/>
-              <w:cnfStyle w:val="000000000000" w:firstRow="0" w:lastRow="0" w:firstColumn="0" w:lastColumn="0" w:oddVBand="0" w:evenVBand="0" w:oddHBand="0" w:evenHBand="0" w:firstRowFirstColumn="0" w:firstRowLastColumn="0" w:lastRowFirstColumn="0" w:lastRowLastColumn="0"/>
+              <w:ind w:left="21"/>
             </w:pPr>
+            <w:r>
+              <w:t>Use the platform to search, book, and rent bikes.</w:t>
+            </w:r>
+          </w:p>
+        </w:tc>
+        <w:tc>
+          <w:tcPr>
+            <w:tcW w:w="1775" w:type="dxa"/>
+          </w:tcPr>
+          <w:p>
+            <w:pPr>
+              <w:pStyle w:val="ListParagraph"/>
+              <w:ind w:left="21"/>
+            </w:pPr>
+            <w:r>
+              <w:t>Medium</w:t>
+            </w:r>
+          </w:p>
+        </w:tc>
+        <w:tc>
+          <w:tcPr>
+            <w:tcW w:w="1485" w:type="dxa"/>
+          </w:tcPr>
+          <w:p>
+            <w:pPr>
+              <w:pStyle w:val="ListParagraph"/>
+              <w:ind w:left="21"/>
+            </w:pPr>
+            <w:r>
+              <w:t>High</w:t>
+            </w:r>
+          </w:p>
+        </w:tc>
+        <w:tc>
+          <w:tcPr>
+            <w:tcW w:w="2225" w:type="dxa"/>
+          </w:tcPr>
+          <w:p>
+            <w:pPr>
+              <w:pStyle w:val="ListParagraph"/>
+              <w:ind w:left="21"/>
+            </w:pPr>
+            <w:r>
+              <w:t>Easy to use interface, secure payment, reliable booking and cancellation</w:t>
+            </w:r>
           </w:p>
         </w:tc>
       </w:tr>
       <w:tr>
         <w:trPr>
-          <w:cnfStyle w:val="000000100000" w:firstRow="0" w:lastRow="0" w:firstColumn="0" w:lastColumn="0" w:oddVBand="0" w:evenVBand="0" w:oddHBand="1" w:evenHBand="0" w:firstRowFirstColumn="0" w:firstRowLastColumn="0" w:lastRowFirstColumn="0" w:lastRowLastColumn="0"/>
+          <w:trHeight w:val="735"/>
         </w:trPr>
         <w:tc>
           <w:tcPr>
-            <w:cnfStyle w:val="001000000000" w:firstRow="0" w:lastRow="0" w:firstColumn="1" w:lastColumn="0" w:oddVBand="0" w:evenVBand="0" w:oddHBand="0" w:evenHBand="0" w:firstRowFirstColumn="0" w:firstRowLastColumn="0" w:lastRowFirstColumn="0" w:lastRowLastColumn="0"/>
-            <w:tcW w:w="1769" w:type="dxa"/>
-          </w:tcPr>
-          <w:p>
-            <w:pPr>
-              <w:spacing w:line="259" w:lineRule="auto"/>
-              <w:rPr>
-                <w:b/>
-                <w:bCs/>
-                <w:sz w:val="22"/>
-              </w:rPr>
-            </w:pPr>
-            <w:r>
-              <w:rPr>
-                <w:rFonts w:ascii="Arial" w:hAnsi="Arial" w:cs="Arial"/>
-                <w:b/>
-                <w:bCs/>
-                <w:sz w:val="22"/>
-              </w:rPr>
-              <w:t xml:space="preserve">Doctor </w:t>
-            </w:r>
-            <w:r>
-              <w:rPr>
-                <w:b/>
-                <w:bCs/>
-                <w:sz w:val="22"/>
-              </w:rPr>
-              <w:t>&amp;</w:t>
-            </w:r>
-            <w:r>
-              <w:rPr>
-                <w:rFonts w:ascii="Arial" w:hAnsi="Arial" w:cs="Arial"/>
-                <w:b/>
-                <w:bCs/>
-                <w:sz w:val="22"/>
-              </w:rPr>
-              <w:t xml:space="preserve"> HealthCare Practitioners</w:t>
-            </w:r>
-          </w:p>
-        </w:tc>
-        <w:tc>
-          <w:tcPr>
-            <w:tcW w:w="7250" w:type="dxa"/>
+            <w:tcW w:w="1840" w:type="dxa"/>
           </w:tcPr>
           <w:p>
             <w:pPr>
               <w:pStyle w:val="ListParagraph"/>
-              <w:numPr>
-                <w:ilvl w:val="0"/>
-                <w:numId w:val="31"/>
-              </w:numPr>
-              <w:spacing w:after="160" w:line="259" w:lineRule="auto"/>
-              <w:cnfStyle w:val="000000100000" w:firstRow="0" w:lastRow="0" w:firstColumn="0" w:lastColumn="0" w:oddVBand="0" w:evenVBand="0" w:oddHBand="1" w:evenHBand="0" w:firstRowFirstColumn="0" w:firstRowLastColumn="0" w:lastRowFirstColumn="0" w:lastRowLastColumn="0"/>
+              <w:ind w:left="21"/>
             </w:pPr>
-          </w:p>
-        </w:tc>
-      </w:tr>
-      <w:tr>
-        <w:tc>
-          <w:tcPr>
-            <w:cnfStyle w:val="001000000000" w:firstRow="0" w:lastRow="0" w:firstColumn="1" w:lastColumn="0" w:oddVBand="0" w:evenVBand="0" w:oddHBand="0" w:evenHBand="0" w:firstRowFirstColumn="0" w:firstRowLastColumn="0" w:lastRowFirstColumn="0" w:lastRowLastColumn="0"/>
-            <w:tcW w:w="1769" w:type="dxa"/>
-          </w:tcPr>
-          <w:p>
-            <w:pPr>
-              <w:rPr>
-                <w:b/>
-                <w:bCs/>
-                <w:sz w:val="22"/>
-              </w:rPr>
-            </w:pPr>
-            <w:r>
-              <w:rPr>
-                <w:rFonts w:ascii="Arial" w:hAnsi="Arial" w:cs="Arial"/>
-                <w:b/>
-                <w:bCs/>
-                <w:sz w:val="22"/>
-              </w:rPr>
-              <w:t>Clinic staff or Hospital</w:t>
-            </w:r>
-          </w:p>
-        </w:tc>
-        <w:tc>
-          <w:tcPr>
-            <w:tcW w:w="7250" w:type="dxa"/>
+            <w:r>
+              <w:t>Vendors</w:t>
+            </w:r>
+          </w:p>
+        </w:tc>
+        <w:tc>
+          <w:tcPr>
+            <w:tcW w:w="1791" w:type="dxa"/>
           </w:tcPr>
           <w:p>
             <w:pPr>
               <w:pStyle w:val="ListParagraph"/>
-              <w:numPr>
-                <w:ilvl w:val="0"/>
-                <w:numId w:val="31"/>
-              </w:numPr>
-              <w:spacing w:after="160" w:line="259" w:lineRule="auto"/>
-              <w:cnfStyle w:val="000000000000" w:firstRow="0" w:lastRow="0" w:firstColumn="0" w:lastColumn="0" w:oddVBand="0" w:evenVBand="0" w:oddHBand="0" w:evenHBand="0" w:firstRowFirstColumn="0" w:firstRowLastColumn="0" w:lastRowFirstColumn="0" w:lastRowLastColumn="0"/>
+              <w:ind w:left="21"/>
             </w:pPr>
+            <w:r>
+              <w:t>List and manage bike inventory, monitor rental activity.</w:t>
+            </w:r>
+          </w:p>
+        </w:tc>
+        <w:tc>
+          <w:tcPr>
+            <w:tcW w:w="1775" w:type="dxa"/>
+          </w:tcPr>
+          <w:p>
+            <w:pPr>
+              <w:pStyle w:val="ListParagraph"/>
+              <w:ind w:left="21"/>
+            </w:pPr>
+            <w:r>
+              <w:t>High</w:t>
+            </w:r>
+          </w:p>
+        </w:tc>
+        <w:tc>
+          <w:tcPr>
+            <w:tcW w:w="1485" w:type="dxa"/>
+          </w:tcPr>
+          <w:p>
+            <w:pPr>
+              <w:pStyle w:val="ListParagraph"/>
+              <w:ind w:left="21"/>
+            </w:pPr>
+            <w:r>
+              <w:t>High</w:t>
+            </w:r>
+          </w:p>
+        </w:tc>
+        <w:tc>
+          <w:tcPr>
+            <w:tcW w:w="2225" w:type="dxa"/>
+          </w:tcPr>
+          <w:p>
+            <w:pPr>
+              <w:pStyle w:val="ListParagraph"/>
+              <w:ind w:left="21"/>
+            </w:pPr>
+            <w:r>
+              <w:t>Efficient inventory control, booking updates, customer communication tools.</w:t>
+            </w:r>
           </w:p>
         </w:tc>
       </w:tr>
       <w:tr>
         <w:trPr>
-          <w:cnfStyle w:val="000000100000" w:firstRow="0" w:lastRow="0" w:firstColumn="0" w:lastColumn="0" w:oddVBand="0" w:evenVBand="0" w:oddHBand="1" w:evenHBand="0" w:firstRowFirstColumn="0" w:firstRowLastColumn="0" w:lastRowFirstColumn="0" w:lastRowLastColumn="0"/>
-          <w:trHeight w:val="67"/>
+          <w:trHeight w:val="698"/>
         </w:trPr>
         <w:tc>
           <w:tcPr>
-            <w:cnfStyle w:val="001000000000" w:firstRow="0" w:lastRow="0" w:firstColumn="1" w:lastColumn="0" w:oddVBand="0" w:evenVBand="0" w:oddHBand="0" w:evenHBand="0" w:firstRowFirstColumn="0" w:firstRowLastColumn="0" w:lastRowFirstColumn="0" w:lastRowLastColumn="0"/>
-            <w:tcW w:w="1769" w:type="dxa"/>
-          </w:tcPr>
-          <w:p>
-            <w:pPr>
-              <w:spacing w:line="259" w:lineRule="auto"/>
-              <w:rPr>
-                <w:b/>
-                <w:bCs/>
-                <w:sz w:val="22"/>
-              </w:rPr>
-            </w:pPr>
-            <w:r>
-              <w:rPr>
-                <w:rFonts w:ascii="Arial" w:hAnsi="Arial" w:cs="Arial"/>
-                <w:b/>
-                <w:bCs/>
-                <w:sz w:val="22"/>
-              </w:rPr>
-              <w:t>IT Team</w:t>
-            </w:r>
-          </w:p>
-        </w:tc>
-        <w:tc>
-          <w:tcPr>
-            <w:tcW w:w="7250" w:type="dxa"/>
+            <w:tcW w:w="1840" w:type="dxa"/>
           </w:tcPr>
           <w:p>
             <w:pPr>
               <w:pStyle w:val="ListParagraph"/>
-              <w:numPr>
-                <w:ilvl w:val="0"/>
-                <w:numId w:val="31"/>
-              </w:numPr>
-              <w:cnfStyle w:val="000000100000" w:firstRow="0" w:lastRow="0" w:firstColumn="0" w:lastColumn="0" w:oddVBand="0" w:evenVBand="0" w:oddHBand="1" w:evenHBand="0" w:firstRowFirstColumn="0" w:firstRowLastColumn="0" w:lastRowFirstColumn="0" w:lastRowLastColumn="0"/>
+              <w:ind w:left="21"/>
             </w:pPr>
+            <w:r>
+              <w:t>Admins</w:t>
+            </w:r>
+          </w:p>
+        </w:tc>
+        <w:tc>
+          <w:tcPr>
+            <w:tcW w:w="1791" w:type="dxa"/>
+          </w:tcPr>
+          <w:p>
+            <w:pPr>
+              <w:pStyle w:val="ListParagraph"/>
+              <w:ind w:left="21"/>
+            </w:pPr>
+            <w:r>
+              <w:t>Oversee the entire platform, manage users, vendors, and monitor operations.</w:t>
+            </w:r>
+          </w:p>
+        </w:tc>
+        <w:tc>
+          <w:tcPr>
+            <w:tcW w:w="1775" w:type="dxa"/>
+          </w:tcPr>
+          <w:p>
+            <w:pPr>
+              <w:pStyle w:val="ListParagraph"/>
+              <w:ind w:left="21"/>
+            </w:pPr>
+            <w:r>
+              <w:t>High</w:t>
+            </w:r>
+          </w:p>
+        </w:tc>
+        <w:tc>
+          <w:tcPr>
+            <w:tcW w:w="1485" w:type="dxa"/>
+          </w:tcPr>
+          <w:p>
+            <w:pPr>
+              <w:pStyle w:val="ListParagraph"/>
+              <w:ind w:left="21"/>
+            </w:pPr>
+            <w:r>
+              <w:t>High</w:t>
+            </w:r>
+          </w:p>
+        </w:tc>
+        <w:tc>
+          <w:tcPr>
+            <w:tcW w:w="2225" w:type="dxa"/>
+          </w:tcPr>
+          <w:p>
+            <w:pPr>
+              <w:pStyle w:val="ListParagraph"/>
+              <w:ind w:left="21"/>
+            </w:pPr>
+            <w:r>
+              <w:t>Full system access, reporting tools, user and content moderation capabilities.</w:t>
+            </w:r>
+          </w:p>
+        </w:tc>
+      </w:tr>
+      <w:tr>
+        <w:trPr>
+          <w:trHeight w:val="698"/>
+        </w:trPr>
+        <w:tc>
+          <w:tcPr>
+            <w:tcW w:w="1840" w:type="dxa"/>
+          </w:tcPr>
+          <w:p>
+            <w:pPr>
+              <w:pStyle w:val="ListParagraph"/>
+              <w:ind w:left="21"/>
+            </w:pPr>
+            <w:r>
+              <w:t>Project Team</w:t>
+            </w:r>
+          </w:p>
+        </w:tc>
+        <w:tc>
+          <w:tcPr>
+            <w:tcW w:w="1791" w:type="dxa"/>
+          </w:tcPr>
+          <w:p>
+            <w:pPr>
+              <w:pStyle w:val="ListParagraph"/>
+              <w:ind w:left="21"/>
+            </w:pPr>
+            <w:r>
+              <w:t>Develop, implement, and maintain the system.</w:t>
+            </w:r>
+          </w:p>
+        </w:tc>
+        <w:tc>
+          <w:tcPr>
+            <w:tcW w:w="1775" w:type="dxa"/>
+          </w:tcPr>
+          <w:p>
+            <w:pPr>
+              <w:pStyle w:val="ListParagraph"/>
+              <w:ind w:left="21"/>
+            </w:pPr>
+            <w:r>
+              <w:t>High</w:t>
+            </w:r>
+          </w:p>
+        </w:tc>
+        <w:tc>
+          <w:tcPr>
+            <w:tcW w:w="1485" w:type="dxa"/>
+          </w:tcPr>
+          <w:p>
+            <w:pPr>
+              <w:pStyle w:val="ListParagraph"/>
+              <w:ind w:left="21"/>
+            </w:pPr>
+            <w:r>
+              <w:t>Medium</w:t>
+            </w:r>
+          </w:p>
+        </w:tc>
+        <w:tc>
+          <w:tcPr>
+            <w:tcW w:w="2225" w:type="dxa"/>
+          </w:tcPr>
+          <w:p>
+            <w:pPr>
+              <w:pStyle w:val="ListParagraph"/>
+              <w:ind w:left="21"/>
+            </w:pPr>
+            <w:r>
+              <w:t>Clear requirements, access to user feedback, structured timeline.</w:t>
+            </w:r>
+          </w:p>
+        </w:tc>
+      </w:tr>
+      <w:tr>
+        <w:trPr>
+          <w:trHeight w:val="1435"/>
+        </w:trPr>
+        <w:tc>
+          <w:tcPr>
+            <w:tcW w:w="1840" w:type="dxa"/>
+          </w:tcPr>
+          <w:p>
+            <w:pPr>
+              <w:pStyle w:val="ListParagraph"/>
+              <w:ind w:left="21"/>
+            </w:pPr>
+            <w:r>
+              <w:t>Business Owners</w:t>
+            </w:r>
+          </w:p>
+        </w:tc>
+        <w:tc>
+          <w:tcPr>
+            <w:tcW w:w="1791" w:type="dxa"/>
+          </w:tcPr>
+          <w:p>
+            <w:pPr>
+              <w:pStyle w:val="ListParagraph"/>
+              <w:ind w:left="21"/>
+            </w:pPr>
+            <w:r>
+              <w:t>Oversee commercial aspects, investments, and business growth strategy.</w:t>
+            </w:r>
+          </w:p>
+        </w:tc>
+        <w:tc>
+          <w:tcPr>
+            <w:tcW w:w="1775" w:type="dxa"/>
+          </w:tcPr>
+          <w:p>
+            <w:pPr>
+              <w:pStyle w:val="ListParagraph"/>
+              <w:ind w:left="21"/>
+            </w:pPr>
+            <w:r>
+              <w:t>High</w:t>
+            </w:r>
+          </w:p>
+        </w:tc>
+        <w:tc>
+          <w:tcPr>
+            <w:tcW w:w="1485" w:type="dxa"/>
+          </w:tcPr>
+          <w:p>
+            <w:pPr>
+              <w:pStyle w:val="ListParagraph"/>
+              <w:ind w:left="21"/>
+            </w:pPr>
+            <w:r>
+              <w:t>High</w:t>
+            </w:r>
+          </w:p>
+        </w:tc>
+        <w:tc>
+          <w:tcPr>
+            <w:tcW w:w="2225" w:type="dxa"/>
+          </w:tcPr>
+          <w:p>
+            <w:pPr>
+              <w:pStyle w:val="ListParagraph"/>
+              <w:ind w:left="21"/>
+            </w:pPr>
+            <w:r>
+              <w:t>Business performance insights, ROI visibility, customer satisfaction metrics.</w:t>
+            </w:r>
+          </w:p>
+        </w:tc>
+      </w:tr>
+      <w:tr>
+        <w:trPr>
+          <w:trHeight w:val="1398"/>
+        </w:trPr>
+        <w:tc>
+          <w:tcPr>
+            <w:tcW w:w="1840" w:type="dxa"/>
+          </w:tcPr>
+          <w:p>
+            <w:pPr>
+              <w:pStyle w:val="ListParagraph"/>
+              <w:ind w:left="21"/>
+            </w:pPr>
+            <w:r>
+              <w:t>IT Support Staff</w:t>
+            </w:r>
+          </w:p>
+        </w:tc>
+        <w:tc>
+          <w:tcPr>
+            <w:tcW w:w="1791" w:type="dxa"/>
+          </w:tcPr>
+          <w:p>
+            <w:pPr>
+              <w:pStyle w:val="ListParagraph"/>
+              <w:ind w:left="21"/>
+            </w:pPr>
+            <w:r>
+              <w:t>Provide technical support and ensure system reliability.</w:t>
+            </w:r>
+          </w:p>
+        </w:tc>
+        <w:tc>
+          <w:tcPr>
+            <w:tcW w:w="1775" w:type="dxa"/>
+          </w:tcPr>
+          <w:p>
+            <w:pPr>
+              <w:pStyle w:val="ListParagraph"/>
+              <w:ind w:left="21"/>
+            </w:pPr>
+            <w:r>
+              <w:t>Medium</w:t>
+            </w:r>
+          </w:p>
+        </w:tc>
+        <w:tc>
+          <w:tcPr>
+            <w:tcW w:w="1485" w:type="dxa"/>
+          </w:tcPr>
+          <w:p>
+            <w:pPr>
+              <w:pStyle w:val="ListParagraph"/>
+              <w:ind w:left="21"/>
+            </w:pPr>
+            <w:r>
+              <w:t>Medium</w:t>
+            </w:r>
+          </w:p>
+        </w:tc>
+        <w:tc>
+          <w:tcPr>
+            <w:tcW w:w="2225" w:type="dxa"/>
+          </w:tcPr>
+          <w:p>
+            <w:pPr>
+              <w:pStyle w:val="ListParagraph"/>
+              <w:ind w:left="21"/>
+            </w:pPr>
+            <w:r>
+              <w:t>S</w:t>
+            </w:r>
+            <w:r>
+              <w:t>ystem documentation, uptime monitoring, security tools.</w:t>
+            </w:r>
           </w:p>
         </w:tc>
       </w:tr>
     </w:tbl>
+    <w:p/>
+    <w:p/>
     <w:p>
       <w:pPr>
         <w:pStyle w:val="Heading3"/>
@@ -4543,6 +6125,7 @@
                 <w:b/>
                 <w:sz w:val="22"/>
               </w:rPr>
+              <w:lastRenderedPageBreak/>
               <w:t>Architectural Design Overview</w:t>
             </w:r>
           </w:p>
@@ -4630,7 +6213,6 @@
               <w:cnfStyle w:val="000000000000" w:firstRow="0" w:lastRow="0" w:firstColumn="0" w:lastColumn="0" w:oddVBand="0" w:evenVBand="0" w:oddHBand="0" w:evenHBand="0" w:firstRowFirstColumn="0" w:firstRowLastColumn="0" w:lastRowFirstColumn="0" w:lastRowLastColumn="0"/>
             </w:pPr>
             <w:r>
-              <w:lastRenderedPageBreak/>
               <w:t>Centralized inventory and booking management for bikes and scooters</w:t>
             </w:r>
           </w:p>
@@ -4720,7 +6302,6 @@
                 <w:b/>
                 <w:sz w:val="22"/>
               </w:rPr>
-              <w:lastRenderedPageBreak/>
               <w:t>Technology</w:t>
             </w:r>
           </w:p>
@@ -4984,6 +6565,7 @@
                 <w:b/>
                 <w:sz w:val="22"/>
               </w:rPr>
+              <w:lastRenderedPageBreak/>
               <w:t>Non-Functional Requirements</w:t>
             </w:r>
           </w:p>
@@ -5121,7 +6703,6 @@
           <w:sz w:val="22"/>
           <w:szCs w:val="22"/>
         </w:rPr>
-        <w:lastRenderedPageBreak/>
         <w:t>Architecture Diagram</w:t>
       </w:r>
       <w:bookmarkEnd w:id="24"/>
@@ -5275,6 +6856,7 @@
           <w:sz w:val="22"/>
           <w:szCs w:val="22"/>
         </w:rPr>
+        <w:lastRenderedPageBreak/>
         <w:t>Database Schema Overview</w:t>
       </w:r>
       <w:bookmarkEnd w:id="26"/>
@@ -5429,7 +7011,6 @@
         </w:rPr>
       </w:pPr>
       <w:r>
-        <w:lastRenderedPageBreak/>
         <w:t>7. clinics</w:t>
       </w:r>
     </w:p>
@@ -5737,6 +7318,136 @@
     </w:p>
     <w:p>
       <w:pPr>
+        <w:jc w:val="both"/>
+      </w:pPr>
+      <w:r>
+        <w:t xml:space="preserve">The design of the JBMS user interface follows the industry-standard UI/UX principles to ensure that the system is intuitive, accessible, and consistent for all user types. These principles were </w:t>
+      </w:r>
+      <w:r>
+        <w:lastRenderedPageBreak/>
+        <w:t>applied throughout the development process to streamline task completion, reduce cognitive load, and improve user satisfaction.</w:t>
+      </w:r>
+    </w:p>
+    <w:p>
+      <w:pPr>
+        <w:jc w:val="both"/>
+      </w:pPr>
+    </w:p>
+    <w:p>
+      <w:pPr>
+        <w:pStyle w:val="ListParagraph"/>
+        <w:numPr>
+          <w:ilvl w:val="0"/>
+          <w:numId w:val="31"/>
+        </w:numPr>
+        <w:jc w:val="both"/>
+      </w:pPr>
+      <w:r>
+        <w:t>Clarity:</w:t>
+      </w:r>
+      <w:r>
+        <w:t xml:space="preserve"> Ensure that the system layout is kept simple and clean</w:t>
+      </w:r>
+      <w:r>
+        <w:t>. Paired up with meaningful labels, intuitive icons and visual hierarchy these will allow users to easily identify where to perform actions such as bookings, product management, or profile updates.</w:t>
+      </w:r>
+    </w:p>
+    <w:p>
+      <w:pPr>
+        <w:pStyle w:val="ListParagraph"/>
+        <w:numPr>
+          <w:ilvl w:val="0"/>
+          <w:numId w:val="31"/>
+        </w:numPr>
+        <w:jc w:val="both"/>
+      </w:pPr>
+      <w:r>
+        <w:t>Consistency:</w:t>
+      </w:r>
+      <w:r>
+        <w:t xml:space="preserve"> Ensure consistent placement of navigation bars, call-to-action buttons, and form fields.</w:t>
+      </w:r>
+    </w:p>
+    <w:p>
+      <w:pPr>
+        <w:pStyle w:val="ListParagraph"/>
+        <w:numPr>
+          <w:ilvl w:val="0"/>
+          <w:numId w:val="31"/>
+        </w:numPr>
+        <w:jc w:val="both"/>
+      </w:pPr>
+      <w:r>
+        <w:t>Responsiveness:</w:t>
+      </w:r>
+      <w:r>
+        <w:t xml:space="preserve"> The interface is built using Tailwind CSS grid and flex utilities, which enabled smooth adaptation to various device sizes such as laptops, tablets, and mobile phones.</w:t>
+      </w:r>
+    </w:p>
+    <w:p>
+      <w:pPr>
+        <w:pStyle w:val="ListParagraph"/>
+        <w:numPr>
+          <w:ilvl w:val="0"/>
+          <w:numId w:val="31"/>
+        </w:numPr>
+        <w:jc w:val="both"/>
+      </w:pPr>
+      <w:r>
+        <w:t>Efficiency:</w:t>
+      </w:r>
+      <w:r>
+        <w:t xml:space="preserve"> The system has been designed to reduce page reloads and enhance productivity.</w:t>
+      </w:r>
+    </w:p>
+    <w:p>
+      <w:pPr>
+        <w:pStyle w:val="ListParagraph"/>
+        <w:numPr>
+          <w:ilvl w:val="0"/>
+          <w:numId w:val="31"/>
+        </w:numPr>
+        <w:jc w:val="both"/>
+      </w:pPr>
+      <w:r>
+        <w:t>User Feedback:</w:t>
+      </w:r>
+      <w:r>
+        <w:t xml:space="preserve"> The system provides real-time confirmation messages, error highlights, and loading indicators to guide the user through every action. Such as successful booking will display a confirmation message on the top right.</w:t>
+      </w:r>
+    </w:p>
+    <w:p>
+      <w:pPr>
+        <w:pStyle w:val="ListParagraph"/>
+        <w:numPr>
+          <w:ilvl w:val="0"/>
+          <w:numId w:val="31"/>
+        </w:numPr>
+        <w:jc w:val="both"/>
+      </w:pPr>
+      <w:r>
+        <w:t>User Control:</w:t>
+      </w:r>
+      <w:r>
+        <w:t xml:space="preserve"> All critical actions can be managed only through admin, this ensure the RBAC.</w:t>
+      </w:r>
+    </w:p>
+    <w:p>
+      <w:pPr>
+        <w:pStyle w:val="ListParagraph"/>
+        <w:jc w:val="both"/>
+      </w:pPr>
+    </w:p>
+    <w:p>
+      <w:pPr>
+        <w:jc w:val="both"/>
+      </w:pPr>
+      <w:r>
+        <w:t>These principles ensure that the JBMS UI is not only visually modern, but also functional, inclusive, and scalable as the system grows in complexity or user base.</w:t>
+      </w:r>
+    </w:p>
+    <w:p>
+      <w:pPr>
         <w:spacing w:before="240" w:after="240"/>
         <w:ind w:left="720"/>
         <w:jc w:val="both"/>
@@ -9798,6 +11509,118 @@
     </w:lvl>
   </w:abstractNum>
   <w:abstractNum w:abstractNumId="33" w15:restartNumberingAfterBreak="0">
+    <w:nsid w:val="785F280F"/>
+    <w:multiLevelType w:val="hybridMultilevel"/>
+    <w:tmpl w:val="A094FA44"/>
+    <w:lvl w:ilvl="0" w:tplc="1578EB54">
+      <w:numFmt w:val="bullet"/>
+      <w:lvlText w:val=""/>
+      <w:lvlJc w:val="left"/>
+      <w:pPr>
+        <w:ind w:left="720" w:hanging="360"/>
+      </w:pPr>
+      <w:rPr>
+        <w:rFonts w:ascii="Symbol" w:eastAsiaTheme="minorHAnsi" w:hAnsi="Symbol" w:cstheme="minorBidi" w:hint="default"/>
+      </w:rPr>
+    </w:lvl>
+    <w:lvl w:ilvl="1" w:tplc="0C090003" w:tentative="1">
+      <w:start w:val="1"/>
+      <w:numFmt w:val="bullet"/>
+      <w:lvlText w:val="o"/>
+      <w:lvlJc w:val="left"/>
+      <w:pPr>
+        <w:ind w:left="1440" w:hanging="360"/>
+      </w:pPr>
+      <w:rPr>
+        <w:rFonts w:ascii="Courier New" w:hAnsi="Courier New" w:cs="Courier New" w:hint="default"/>
+      </w:rPr>
+    </w:lvl>
+    <w:lvl w:ilvl="2" w:tplc="0C090005" w:tentative="1">
+      <w:start w:val="1"/>
+      <w:numFmt w:val="bullet"/>
+      <w:lvlText w:val=""/>
+      <w:lvlJc w:val="left"/>
+      <w:pPr>
+        <w:ind w:left="2160" w:hanging="360"/>
+      </w:pPr>
+      <w:rPr>
+        <w:rFonts w:ascii="Wingdings" w:hAnsi="Wingdings" w:hint="default"/>
+      </w:rPr>
+    </w:lvl>
+    <w:lvl w:ilvl="3" w:tplc="0C090001" w:tentative="1">
+      <w:start w:val="1"/>
+      <w:numFmt w:val="bullet"/>
+      <w:lvlText w:val=""/>
+      <w:lvlJc w:val="left"/>
+      <w:pPr>
+        <w:ind w:left="2880" w:hanging="360"/>
+      </w:pPr>
+      <w:rPr>
+        <w:rFonts w:ascii="Symbol" w:hAnsi="Symbol" w:hint="default"/>
+      </w:rPr>
+    </w:lvl>
+    <w:lvl w:ilvl="4" w:tplc="0C090003" w:tentative="1">
+      <w:start w:val="1"/>
+      <w:numFmt w:val="bullet"/>
+      <w:lvlText w:val="o"/>
+      <w:lvlJc w:val="left"/>
+      <w:pPr>
+        <w:ind w:left="3600" w:hanging="360"/>
+      </w:pPr>
+      <w:rPr>
+        <w:rFonts w:ascii="Courier New" w:hAnsi="Courier New" w:cs="Courier New" w:hint="default"/>
+      </w:rPr>
+    </w:lvl>
+    <w:lvl w:ilvl="5" w:tplc="0C090005" w:tentative="1">
+      <w:start w:val="1"/>
+      <w:numFmt w:val="bullet"/>
+      <w:lvlText w:val=""/>
+      <w:lvlJc w:val="left"/>
+      <w:pPr>
+        <w:ind w:left="4320" w:hanging="360"/>
+      </w:pPr>
+      <w:rPr>
+        <w:rFonts w:ascii="Wingdings" w:hAnsi="Wingdings" w:hint="default"/>
+      </w:rPr>
+    </w:lvl>
+    <w:lvl w:ilvl="6" w:tplc="0C090001" w:tentative="1">
+      <w:start w:val="1"/>
+      <w:numFmt w:val="bullet"/>
+      <w:lvlText w:val=""/>
+      <w:lvlJc w:val="left"/>
+      <w:pPr>
+        <w:ind w:left="5040" w:hanging="360"/>
+      </w:pPr>
+      <w:rPr>
+        <w:rFonts w:ascii="Symbol" w:hAnsi="Symbol" w:hint="default"/>
+      </w:rPr>
+    </w:lvl>
+    <w:lvl w:ilvl="7" w:tplc="0C090003" w:tentative="1">
+      <w:start w:val="1"/>
+      <w:numFmt w:val="bullet"/>
+      <w:lvlText w:val="o"/>
+      <w:lvlJc w:val="left"/>
+      <w:pPr>
+        <w:ind w:left="5760" w:hanging="360"/>
+      </w:pPr>
+      <w:rPr>
+        <w:rFonts w:ascii="Courier New" w:hAnsi="Courier New" w:cs="Courier New" w:hint="default"/>
+      </w:rPr>
+    </w:lvl>
+    <w:lvl w:ilvl="8" w:tplc="0C090005" w:tentative="1">
+      <w:start w:val="1"/>
+      <w:numFmt w:val="bullet"/>
+      <w:lvlText w:val=""/>
+      <w:lvlJc w:val="left"/>
+      <w:pPr>
+        <w:ind w:left="6480" w:hanging="360"/>
+      </w:pPr>
+      <w:rPr>
+        <w:rFonts w:ascii="Wingdings" w:hAnsi="Wingdings" w:hint="default"/>
+      </w:rPr>
+    </w:lvl>
+  </w:abstractNum>
+  <w:abstractNum w:abstractNumId="34" w15:restartNumberingAfterBreak="0">
     <w:nsid w:val="79C84775"/>
     <w:multiLevelType w:val="multilevel"/>
     <w:tmpl w:val="1E90C3BE"/>
@@ -9923,7 +11746,7 @@
     <w:abstractNumId w:val="3"/>
   </w:num>
   <w:num w:numId="5" w16cid:durableId="1887912525">
-    <w:abstractNumId w:val="33"/>
+    <w:abstractNumId w:val="34"/>
   </w:num>
   <w:num w:numId="6" w16cid:durableId="1074356745">
     <w:abstractNumId w:val="13"/>
@@ -10011,6 +11834,9 @@
   </w:num>
   <w:num w:numId="34" w16cid:durableId="1295401803">
     <w:abstractNumId w:val="15"/>
+  </w:num>
+  <w:num w:numId="35" w16cid:durableId="959071152">
+    <w:abstractNumId w:val="33"/>
   </w:num>
 </w:numbering>
 </file>
